--- a/dist/word/strategy-deck.docx
+++ b/dist/word/strategy-deck.docx
@@ -6,367 +6,567 @@
     <w:p>
       <w:pPr>
         <w:pStyle w:val="Heading1"/>
-      </w:pPr>
-      <w:r>
+        <w:bidi/>
+        <w:jc w:val="right"/>
+      </w:pPr>
+      <w:r>
+        <w:rPr>
+          <w:rtl/>
+        </w:rPr>
         <w:t xml:space="preserve">מצגת אסטרטגית · Strategy Deck</w:t>
       </w:r>
     </w:p>
     <w:p>
       <w:pPr>
         <w:pStyle w:val="FirstParagraph"/>
+        <w:bidi/>
+        <w:jc w:val="right"/>
+      </w:pPr>
+      <w:r>
+        <w:rPr>
+          <w:iCs/>
+          <w:i/>
+          <w:rtl/>
+        </w:rPr>
+        <w:t xml:space="preserve">הסבר כללי:</w:t>
+      </w:r>
+      <w:r>
+        <w:rPr>
+          <w:rtl/>
+        </w:rPr>
+        <w:t xml:space="preserve"> </w:t>
+      </w:r>
+      <w:r>
+        <w:rPr>
+          <w:rtl/>
+        </w:rPr>
+        <w:t xml:space="preserve">זוהי הגרסה המוצגת לדירקטוריון של מסמך האסטרטגיה. כל</w:t>
+      </w:r>
+      <w:r>
+        <w:rPr>
+          <w:rtl/>
+        </w:rPr>
+        <w:t xml:space="preserve"> </w:t>
+      </w:r>
+      <w:r>
+        <w:rPr>
+          <w:rtl/>
+        </w:rPr>
+        <w:t xml:space="preserve">“</w:t>
+      </w:r>
+      <w:r>
+        <w:rPr>
+          <w:rtl/>
+        </w:rPr>
+        <w:t xml:space="preserve">שקופית</w:t>
+      </w:r>
+      <w:r>
+        <w:rPr>
+          <w:rtl/>
+        </w:rPr>
+        <w:t xml:space="preserve">”</w:t>
+      </w:r>
+      <w:r>
+        <w:rPr>
+          <w:rtl/>
+        </w:rPr>
+        <w:t xml:space="preserve"> </w:t>
+      </w:r>
+      <w:r>
+        <w:rPr>
+          <w:rtl/>
+        </w:rPr>
+        <w:t xml:space="preserve">היא נושא</w:t>
+      </w:r>
+      <w:r>
+        <w:rPr>
+          <w:rtl/>
+        </w:rPr>
+        <w:t xml:space="preserve"> </w:t>
+      </w:r>
+      <w:r>
+        <w:rPr>
+          <w:rtl/>
+        </w:rPr>
+        <w:t xml:space="preserve">אחד. שמרו על טקסט קצר וממוקד (כותרות + מספרים, לא פסקאות). מלאו את השדות בקו תחתון.</w:t>
+      </w:r>
+    </w:p>
+    <w:p>
+      <w:pPr>
+        <w:pStyle w:val="BodyText"/>
+        <w:bidi/>
+        <w:jc w:val="right"/>
       </w:pPr>
       <w:r>
         <w:rPr>
           <w:bCs/>
           <w:b/>
-        </w:rPr>
-        <w:t xml:space="preserve">חברה / Company:</w:t>
-      </w:r>
-      <w:r>
-        <w:t xml:space="preserve"> </w:t>
-      </w:r>
-      <w:r>
-        <w:t xml:space="preserve">[להשלמה / TO FILL] ·</w:t>
-      </w:r>
-      <w:r>
+          <w:rtl/>
+        </w:rPr>
+        <w:t xml:space="preserve">שם החברה / Company</w:t>
+      </w:r>
+      <w:r>
+        <w:rPr>
+          <w:rtl/>
+        </w:rPr>
+        <w:t xml:space="preserve"> </w:t>
+      </w:r>
+      <w:r>
+        <w:rPr>
+          <w:rtl/>
+        </w:rPr>
+        <w:t>— _______________________________________________________</w:t>
+      </w:r>
+      <w:r>
+        <w:rPr>
+          <w:rtl/>
+        </w:rPr>
         <w:t xml:space="preserve"> </w:t>
       </w:r>
       <w:r>
         <w:rPr>
           <w:bCs/>
           <w:b/>
-        </w:rPr>
-        <w:t xml:space="preserve">טווח / Horizon:</w:t>
-      </w:r>
-      <w:r>
-        <w:t xml:space="preserve"> </w:t>
-      </w:r>
-      <w:r>
-        <w:t xml:space="preserve">[להשלמה / TO FILL] ·</w:t>
-      </w:r>
-      <w:r>
+          <w:rtl/>
+        </w:rPr>
+        <w:t xml:space="preserve">טווח / Horizon</w:t>
+      </w:r>
+      <w:r>
+        <w:rPr>
+          <w:rtl/>
+        </w:rPr>
+        <w:t xml:space="preserve"> </w:t>
+      </w:r>
+      <w:r>
+        <w:rPr>
+          <w:rtl/>
+        </w:rPr>
+        <w:t>— _______________________________________________________</w:t>
+      </w:r>
+      <w:r>
+        <w:rPr>
+          <w:rtl/>
+        </w:rPr>
         <w:t xml:space="preserve"> </w:t>
       </w:r>
       <w:r>
         <w:rPr>
           <w:bCs/>
           <w:b/>
-        </w:rPr>
-        <w:t xml:space="preserve">קהל / Audience:</w:t>
-      </w:r>
-      <w:r>
-        <w:t xml:space="preserve"> </w:t>
-      </w:r>
-      <w:r>
-        <w:t xml:space="preserve">דירקטוריון והנהלה (Board &amp; Management) ·</w:t>
-      </w:r>
-      <w:r>
+          <w:rtl/>
+        </w:rPr>
+        <w:t xml:space="preserve">קהל יעד / Audience:</w:t>
+      </w:r>
+      <w:r>
+        <w:rPr>
+          <w:rtl/>
+        </w:rPr>
+        <w:t xml:space="preserve"> </w:t>
+      </w:r>
+      <w:r>
+        <w:rPr>
+          <w:rtl/>
+        </w:rPr>
+        <w:t xml:space="preserve">דירקטוריון והנהלה ·</w:t>
+      </w:r>
+      <w:r>
+        <w:rPr>
+          <w:rtl/>
+        </w:rPr>
         <w:t xml:space="preserve"> </w:t>
       </w:r>
       <w:r>
         <w:rPr>
           <w:bCs/>
           <w:b/>
+          <w:rtl/>
         </w:rPr>
         <w:t xml:space="preserve">סיווג:</w:t>
       </w:r>
       <w:r>
-        <w:t xml:space="preserve"> </w:t>
-      </w:r>
-      <w:r>
+        <w:rPr>
+          <w:rtl/>
+        </w:rPr>
+        <w:t xml:space="preserve"> </w:t>
+      </w:r>
+      <w:r>
+        <w:rPr>
+          <w:rtl/>
+        </w:rPr>
         <w:t xml:space="preserve">חסוי (Confidential)</w:t>
       </w:r>
     </w:p>
     <w:p>
-      <w:r>
+      <w:pPr>
+        <w:bidi/>
+        <w:jc w:val="right"/>
+      </w:pPr>
+      <w:r>
+        <w:rPr>
+          <w:rtl/>
+        </w:rPr>
         <w:pict>
           <v:rect style="width:0;height:1.5pt" o:hralign="center" o:hrstd="t" o:hr="t"/>
         </w:pict>
       </w:r>
     </w:p>
-    <w:bookmarkStart w:id="20" w:name="slide-0-שער-cover"/>
+    <w:bookmarkStart w:id="20" w:name="שקופית-0-שער-cover"/>
     <w:p>
       <w:pPr>
         <w:pStyle w:val="Heading2"/>
-      </w:pPr>
-      <w:r>
-        <w:t xml:space="preserve">Slide 0 — שער · Cover</w:t>
-      </w:r>
-    </w:p>
-    <w:p>
-      <w:pPr>
-        <w:pStyle w:val="BlockText"/>
+        <w:bidi/>
+        <w:jc w:val="right"/>
+      </w:pPr>
+      <w:r>
+        <w:rPr>
+          <w:rtl/>
+        </w:rPr>
+        <w:t xml:space="preserve">שקופית 0 — שער · Cover</w:t>
+      </w:r>
+    </w:p>
+    <w:p>
+      <w:pPr>
+        <w:pStyle w:val="FirstParagraph"/>
+        <w:bidi/>
+        <w:jc w:val="right"/>
       </w:pPr>
       <w:r>
         <w:rPr>
           <w:iCs/>
           <w:i/>
-        </w:rPr>
-        <w:t xml:space="preserve">Guidance: Company, plan title, horizon, date. Optionally a one-line headline</w:t>
-      </w:r>
+          <w:rtl/>
+        </w:rPr>
+        <w:t xml:space="preserve">מה למלא:</w:t>
+      </w:r>
+      <w:r>
+        <w:rPr>
+          <w:rtl/>
+        </w:rPr>
+        <w:t xml:space="preserve"> </w:t>
+      </w:r>
+      <w:r>
+        <w:rPr>
+          <w:rtl/>
+        </w:rPr>
+        <w:t xml:space="preserve">שם החברה, כותרת התכנית, טווח השנים, תאריך, ומשפט יעד-על אחד (לדוגמה יעד</w:t>
+      </w:r>
+      <w:r>
+        <w:rPr>
+          <w:rtl/>
+        </w:rPr>
+        <w:t xml:space="preserve"> </w:t>
+      </w:r>
+      <w:r>
+        <w:rPr>
+          <w:rtl/>
+        </w:rPr>
+        <w:t xml:space="preserve">NOI או יעד שווי שוק).</w:t>
+      </w:r>
+    </w:p>
+    <w:p>
+      <w:pPr>
+        <w:pStyle w:val="BodyText"/>
+        <w:bidi/>
+        <w:jc w:val="right"/>
+      </w:pPr>
+      <w:r>
+        <w:rPr>
+          <w:rtl/>
+        </w:rPr>
+        <w:t xml:space="preserve">כותרת התכנית / Plan title:</w:t>
+      </w:r>
+      <w:r>
+        <w:rPr>
+          <w:rtl/>
+        </w:rPr>
+        <w:t xml:space="preserve"> </w:t>
+      </w:r>
+      <w:r>
+        <w:rPr>
+          <w:rtl/>
+        </w:rPr>
+        <w:t>_______________________________________________________</w:t>
+      </w:r>
+      <w:r>
+        <w:rPr>
+          <w:rtl/>
+        </w:rPr>
+        <w:t xml:space="preserve"> </w:t>
+      </w:r>
+      <w:r>
+        <w:rPr>
+          <w:rtl/>
+        </w:rPr>
+        <w:t xml:space="preserve">יעד-על / Headline target:</w:t>
+      </w:r>
+      <w:r>
+        <w:rPr>
+          <w:rtl/>
+        </w:rPr>
+        <w:t xml:space="preserve"> </w:t>
+      </w:r>
+      <w:r>
+        <w:rPr>
+          <w:rtl/>
+        </w:rPr>
+        <w:t>_______________________________________________________</w:t>
+      </w:r>
+      <w:r>
+        <w:rPr>
+          <w:rtl/>
+        </w:rPr>
+        <w:t xml:space="preserve"> </w:t>
+      </w:r>
+      <w:r>
+        <w:rPr>
+          <w:rtl/>
+        </w:rPr>
+      </w:r>
+    </w:p>
+    <w:bookmarkEnd w:id="20"/>
+    <w:bookmarkStart w:id="21" w:name="שקופית-1-תוכן-table-of-contents"/>
+    <w:p>
+      <w:pPr>
+        <w:pStyle w:val="Heading2"/>
+        <w:bidi/>
+        <w:jc w:val="right"/>
+      </w:pPr>
+      <w:r>
+        <w:rPr>
+          <w:rtl/>
+        </w:rPr>
+        <w:t xml:space="preserve">שקופית 1 — תוכן · Table of Contents</w:t>
+      </w:r>
+    </w:p>
+    <w:p>
+      <w:pPr>
+        <w:pStyle w:val="FirstParagraph"/>
+        <w:bidi/>
+        <w:jc w:val="right"/>
+      </w:pPr>
       <w:r>
         <w:rPr>
           <w:iCs/>
           <w:i/>
-        </w:rPr>
-        <w:t xml:space="preserve"> </w:t>
-      </w:r>
+          <w:rtl/>
+        </w:rPr>
+        <w:t xml:space="preserve">מה למלא:</w:t>
+      </w:r>
+      <w:r>
+        <w:rPr>
+          <w:rtl/>
+        </w:rPr>
+        <w:t xml:space="preserve"> </w:t>
+      </w:r>
+      <w:r>
+        <w:rPr>
+          <w:rtl/>
+        </w:rPr>
+        <w:t xml:space="preserve">רשימת הפרקים של הסיפור האסטרטגי (עד ~10 פרקים). אפשר להשתמש ברשימה</w:t>
+      </w:r>
+      <w:r>
+        <w:rPr>
+          <w:rtl/>
+        </w:rPr>
+        <w:t xml:space="preserve"> </w:t>
+      </w:r>
+      <w:r>
+        <w:rPr>
+          <w:rtl/>
+        </w:rPr>
+        <w:t xml:space="preserve">המוצעת כאן או להתאים.</w:t>
+      </w:r>
+    </w:p>
+    <w:p>
+      <w:pPr>
+        <w:pStyle w:val="BodyText"/>
+        <w:bidi/>
+        <w:jc w:val="right"/>
+      </w:pPr>
+      <w:r>
+        <w:rPr>
+          <w:rtl/>
+        </w:rPr>
+        <w:t xml:space="preserve">מבנה מוצע: תקציר מנהלים · מי אנחנו · האבחנה האסטרטגית · עקרון המיקוד · צירים</w:t>
+      </w:r>
+      <w:r>
+        <w:rPr>
+          <w:rtl/>
+        </w:rPr>
+        <w:t xml:space="preserve"> </w:t>
+      </w:r>
+      <w:r>
+        <w:rPr>
+          <w:rtl/>
+        </w:rPr>
+        <w:t xml:space="preserve">אסטרטגיים · ניהול בסיס התזרים · סדרי עדיפויות · יעדים ומדדים · ניהול סיכונים · סיכום</w:t>
+      </w:r>
+      <w:r>
+        <w:rPr>
+          <w:rtl/>
+        </w:rPr>
+        <w:t xml:space="preserve"> </w:t>
+      </w:r>
+      <w:r>
+        <w:rPr>
+          <w:rtl/>
+        </w:rPr>
+      </w:r>
+    </w:p>
+    <w:bookmarkEnd w:id="21"/>
+    <w:bookmarkStart w:id="22" w:name="שקופית-2-תקציר-מנהלים-executive-summary"/>
+    <w:p>
+      <w:pPr>
+        <w:pStyle w:val="Heading2"/>
+        <w:bidi/>
+        <w:jc w:val="right"/>
+      </w:pPr>
+      <w:r>
+        <w:rPr>
+          <w:rtl/>
+        </w:rPr>
+        <w:t xml:space="preserve">שקופית 2 — תקציר מנהלים · Executive Summary</w:t>
+      </w:r>
+    </w:p>
+    <w:p>
+      <w:pPr>
+        <w:pStyle w:val="FirstParagraph"/>
+        <w:bidi/>
+        <w:jc w:val="right"/>
+      </w:pPr>
       <w:r>
         <w:rPr>
           <w:iCs/>
           <w:i/>
-        </w:rPr>
-        <w:t xml:space="preserve">target (e.g. NOI target, market-cap target).</w:t>
-      </w:r>
-    </w:p>
-    <w:p>
-      <w:pPr>
-        <w:numPr>
-          <w:ilvl w:val="0"/>
-          <w:numId w:val="1001"/>
-        </w:numPr>
-        <w:pStyle w:val="Compact"/>
-      </w:pPr>
-      <w:r>
-        <w:rPr>
-          <w:bCs/>
-          <w:b/>
-        </w:rPr>
-        <w:t xml:space="preserve">כותרת / Title:</w:t>
-      </w:r>
-      <w:r>
-        <w:t xml:space="preserve"> </w:t>
-      </w:r>
-      <w:r>
-        <w:t xml:space="preserve">תכנית אסטרטגית [TO FILL: horizon]</w:t>
-      </w:r>
-    </w:p>
-    <w:p>
-      <w:pPr>
-        <w:numPr>
-          <w:ilvl w:val="0"/>
-          <w:numId w:val="1001"/>
-        </w:numPr>
-        <w:pStyle w:val="Compact"/>
-      </w:pPr>
-      <w:r>
-        <w:rPr>
-          <w:bCs/>
-          <w:b/>
-        </w:rPr>
-        <w:t xml:space="preserve">יעד-על / Headline target:</w:t>
-      </w:r>
-      <w:r>
-        <w:t xml:space="preserve"> </w:t>
-      </w:r>
-      <w:r>
-        <w:t xml:space="preserve">[להשלמה / TO FILL: e.g. NOI +X · market cap range]</w:t>
-      </w:r>
-    </w:p>
-    <w:bookmarkEnd w:id="20"/>
-    <w:bookmarkStart w:id="21" w:name="slide-1-תוכן-table-of-contents"/>
+          <w:rtl/>
+        </w:rPr>
+        <w:t xml:space="preserve">מה למלא:</w:t>
+      </w:r>
+      <w:r>
+        <w:rPr>
+          <w:rtl/>
+        </w:rPr>
+        <w:t xml:space="preserve"> </w:t>
+      </w:r>
+      <w:r>
+        <w:rPr>
+          <w:rtl/>
+        </w:rPr>
+        <w:t xml:space="preserve">נקודת המוצא והאמירה האסטרטגית המרכזית, ב-3–5 נקודות: היכן ניצבת החברה,</w:t>
+      </w:r>
+      <w:r>
+        <w:rPr>
+          <w:rtl/>
+        </w:rPr>
+        <w:t xml:space="preserve"> </w:t>
+      </w:r>
+      <w:r>
+        <w:rPr>
+          <w:rtl/>
+        </w:rPr>
+        <w:t xml:space="preserve">מהו הפער המרכזי, ומהי האמירה / המעבר הנדרש.</w:t>
+      </w:r>
+    </w:p>
+    <w:p>
+      <w:pPr>
+        <w:pStyle w:val="BodyText"/>
+        <w:bidi/>
+        <w:jc w:val="right"/>
+      </w:pPr>
+      <w:r>
+        <w:rPr>
+          <w:rtl/>
+        </w:rPr>
+        <w:t>_______________________________________________________</w:t>
+      </w:r>
+      <w:r>
+        <w:rPr>
+          <w:rtl/>
+        </w:rPr>
+        <w:t xml:space="preserve"> </w:t>
+      </w:r>
+      <w:r>
+        <w:rPr>
+          <w:rtl/>
+        </w:rPr>
+        <w:t>_______________________________________________________</w:t>
+      </w:r>
+      <w:r>
+        <w:rPr>
+          <w:rtl/>
+        </w:rPr>
+        <w:t xml:space="preserve"> </w:t>
+      </w:r>
+      <w:r>
+        <w:rPr>
+          <w:rtl/>
+        </w:rPr>
+        <w:t>_______________________________________________________</w:t>
+      </w:r>
+      <w:r>
+        <w:rPr>
+          <w:rtl/>
+        </w:rPr>
+        <w:t xml:space="preserve"> </w:t>
+      </w:r>
+      <w:r>
+        <w:rPr>
+          <w:rtl/>
+        </w:rPr>
+      </w:r>
+    </w:p>
+    <w:bookmarkEnd w:id="22"/>
+    <w:bookmarkStart w:id="23" w:name="שקופית-3-מי-אנחנו-who-we-are"/>
     <w:p>
       <w:pPr>
         <w:pStyle w:val="Heading2"/>
-      </w:pPr>
-      <w:r>
-        <w:t xml:space="preserve">Slide 1 — תוכן · Table of Contents</w:t>
-      </w:r>
-    </w:p>
-    <w:p>
-      <w:pPr>
-        <w:pStyle w:val="BlockText"/>
+        <w:bidi/>
+        <w:jc w:val="right"/>
+      </w:pPr>
+      <w:r>
+        <w:rPr>
+          <w:rtl/>
+        </w:rPr>
+        <w:t xml:space="preserve">שקופית 3 — מי אנחנו · Who We Are</w:t>
+      </w:r>
+    </w:p>
+    <w:p>
+      <w:pPr>
+        <w:pStyle w:val="FirstParagraph"/>
+        <w:bidi/>
+        <w:jc w:val="right"/>
       </w:pPr>
       <w:r>
         <w:rPr>
           <w:iCs/>
           <w:i/>
-        </w:rPr>
-        <w:t xml:space="preserve">Guidance: List the chapters. The reference frames it as</w:t>
-      </w:r>
-      <w:r>
-        <w:rPr>
-          <w:iCs/>
-          <w:i/>
-        </w:rPr>
-        <w:t xml:space="preserve"> </w:t>
-      </w:r>
-      <w:r>
-        <w:rPr>
-          <w:iCs/>
-          <w:i/>
-        </w:rPr>
-        <w:t xml:space="preserve">“</w:t>
-      </w:r>
-      <w:r>
-        <w:rPr>
-          <w:iCs/>
-          <w:i/>
-        </w:rPr>
-        <w:t xml:space="preserve">N links in one</w:t>
-      </w:r>
-      <w:r>
-        <w:rPr>
-          <w:iCs/>
-          <w:i/>
-        </w:rPr>
-        <w:t xml:space="preserve"> </w:t>
-      </w:r>
-      <w:r>
-        <w:rPr>
-          <w:iCs/>
-          <w:i/>
-        </w:rPr>
-        <w:t xml:space="preserve">strategic story.</w:t>
-      </w:r>
-      <w:r>
-        <w:rPr>
-          <w:iCs/>
-          <w:i/>
-        </w:rPr>
-        <w:t xml:space="preserve">”</w:t>
-      </w:r>
-      <w:r>
-        <w:rPr>
-          <w:iCs/>
-          <w:i/>
-        </w:rPr>
-        <w:t xml:space="preserve"> </w:t>
-      </w:r>
-      <w:r>
-        <w:rPr>
-          <w:iCs/>
-          <w:i/>
-        </w:rPr>
-        <w:t xml:space="preserve">Keep to ~10 chapters.</w:t>
-      </w:r>
-    </w:p>
-    <w:p>
-      <w:pPr>
-        <w:pStyle w:val="FirstParagraph"/>
-      </w:pPr>
-      <w:r>
-        <w:t xml:space="preserve">01 תקציר מנהלים · 02 מי אנחנו · 03 האבחנה האסטרטגית · 04 עיקרון המיקוד ·</w:t>
-      </w:r>
-      <w:r>
-        <w:t xml:space="preserve"> </w:t>
-      </w:r>
-      <w:r>
-        <w:t xml:space="preserve">05 צירים אסטרטגיים · 06 ניהול בסיס התזרים · 07 סדרי עדיפויות ·</w:t>
-      </w:r>
-      <w:r>
-        <w:t xml:space="preserve"> </w:t>
-      </w:r>
-      <w:r>
-        <w:t xml:space="preserve">08 יעדים ומדדים · 09 ניהול סיכונים · 10 סיכום</w:t>
-      </w:r>
-    </w:p>
-    <w:bookmarkEnd w:id="21"/>
-    <w:bookmarkStart w:id="22" w:name="slide-2-תקציר-מנהלים-executive-summary"/>
-    <w:p>
-      <w:pPr>
-        <w:pStyle w:val="Heading2"/>
-      </w:pPr>
-      <w:r>
-        <w:t xml:space="preserve">Slide 2 — תקציר מנהלים · Executive Summary</w:t>
-      </w:r>
-    </w:p>
-    <w:p>
-      <w:pPr>
-        <w:pStyle w:val="BlockText"/>
-      </w:pPr>
-      <w:r>
-        <w:rPr>
-          <w:iCs/>
-          <w:i/>
-        </w:rPr>
-        <w:t xml:space="preserve">Guidance: The starting point + the core strategic assertion, in 3–5 bullets.</w:t>
-      </w:r>
-      <w:r>
-        <w:rPr>
-          <w:iCs/>
-          <w:i/>
-        </w:rPr>
-        <w:t xml:space="preserve"> </w:t>
-      </w:r>
-      <w:r>
-        <w:rPr>
-          <w:iCs/>
-          <w:i/>
-        </w:rPr>
-        <w:t xml:space="preserve">Mirrors §5 of the strategy document.</w:t>
-      </w:r>
-    </w:p>
-    <w:p>
-      <w:pPr>
-        <w:numPr>
-          <w:ilvl w:val="0"/>
-          <w:numId w:val="1002"/>
-        </w:numPr>
-        <w:pStyle w:val="Compact"/>
-      </w:pPr>
-      <w:r>
-        <w:t xml:space="preserve">[להשלמה / TO FILL: where the company stands]</w:t>
-      </w:r>
-    </w:p>
-    <w:p>
-      <w:pPr>
-        <w:numPr>
-          <w:ilvl w:val="0"/>
-          <w:numId w:val="1002"/>
-        </w:numPr>
-        <w:pStyle w:val="Compact"/>
-      </w:pPr>
-      <w:r>
-        <w:t xml:space="preserve">[להשלמה / TO FILL: the central gap]</w:t>
-      </w:r>
-    </w:p>
-    <w:p>
-      <w:pPr>
-        <w:numPr>
-          <w:ilvl w:val="0"/>
-          <w:numId w:val="1002"/>
-        </w:numPr>
-        <w:pStyle w:val="Compact"/>
-      </w:pPr>
-      <w:r>
-        <w:t xml:space="preserve">[להשלמה / TO FILL: the thesis / the required shift]</w:t>
-      </w:r>
-    </w:p>
-    <w:bookmarkEnd w:id="22"/>
-    <w:bookmarkStart w:id="23" w:name="slide-3-מי-אנחנו-who-we-are"/>
-    <w:p>
-      <w:pPr>
-        <w:pStyle w:val="Heading2"/>
-      </w:pPr>
-      <w:r>
-        <w:t xml:space="preserve">Slide 3 — מי אנחנו · Who We Are</w:t>
-      </w:r>
-    </w:p>
-    <w:p>
-      <w:pPr>
-        <w:pStyle w:val="BlockText"/>
-      </w:pPr>
-      <w:r>
-        <w:rPr>
-          <w:iCs/>
-          <w:i/>
-        </w:rPr>
-        <w:t xml:space="preserve">Guidance: Snapshot — portfolio, activities, financial position. Use a compact</w:t>
-      </w:r>
-      <w:r>
-        <w:rPr>
-          <w:iCs/>
-          <w:i/>
-        </w:rPr>
-        <w:t xml:space="preserve"> </w:t>
-      </w:r>
-      <w:r>
-        <w:rPr>
-          <w:iCs/>
-          <w:i/>
-        </w:rPr>
-        <w:t xml:space="preserve">table. Mirrors §1–§3 of the document.</w:t>
+          <w:rtl/>
+        </w:rPr>
+        <w:t xml:space="preserve">מה למלא:</w:t>
+      </w:r>
+      <w:r>
+        <w:rPr>
+          <w:rtl/>
+        </w:rPr>
+        <w:t xml:space="preserve"> </w:t>
+      </w:r>
+      <w:r>
+        <w:rPr>
+          <w:rtl/>
+        </w:rPr>
+        <w:t xml:space="preserve">תמונת מצב מתומצתת — פורטפוליו, פעילויות ומצב פיננסי. מלאו את הטבלה ואת</w:t>
+      </w:r>
+      <w:r>
+        <w:rPr>
+          <w:rtl/>
+        </w:rPr>
+        <w:t xml:space="preserve"> </w:t>
+      </w:r>
+      <w:r>
+        <w:rPr>
+          <w:rtl/>
+        </w:rPr>
+        <w:t xml:space="preserve">שורת הסיכום הפיננסי.</w:t>
       </w:r>
     </w:p>
     <w:tbl>
@@ -375,6 +575,7 @@
         <w:tblW w:type="auto" w:w="0"/>
         <w:tblLook w:firstRow="1" w:lastRow="0" w:firstColumn="0" w:lastColumn="0" w:noHBand="0" w:noVBand="0" w:val="0020"/>
         <w:jc w:val="start"/>
+        <w:bidiVisual/>
       </w:tblPr>
       <w:tblGrid>
         <w:gridCol w:w="1980"/>
@@ -391,9 +592,13 @@
           <w:p>
             <w:pPr>
               <w:pStyle w:val="Compact"/>
-              <w:jc w:val="left"/>
-            </w:pPr>
-            <w:r>
+              <w:bidi/>
+              <w:jc w:val="right"/>
+            </w:pPr>
+            <w:r>
+              <w:rPr>
+                <w:rtl/>
+              </w:rPr>
               <w:t xml:space="preserve">תחום / Segment</w:t>
             </w:r>
           </w:p>
@@ -403,9 +608,13 @@
           <w:p>
             <w:pPr>
               <w:pStyle w:val="Compact"/>
-              <w:jc w:val="left"/>
-            </w:pPr>
-            <w:r>
+              <w:bidi/>
+              <w:jc w:val="right"/>
+            </w:pPr>
+            <w:r>
+              <w:rPr>
+                <w:rtl/>
+              </w:rPr>
               <w:t xml:space="preserve">שווי / Value</w:t>
             </w:r>
           </w:p>
@@ -415,22 +624,30 @@
           <w:p>
             <w:pPr>
               <w:pStyle w:val="Compact"/>
-              <w:jc w:val="left"/>
-            </w:pPr>
-            <w:r>
-              <w:t xml:space="preserve">NOI/הכנסה</w:t>
-            </w:r>
-          </w:p>
-        </w:tc>
-        <w:tc>
-          <w:tcPr/>
-          <w:p>
-            <w:pPr>
-              <w:pStyle w:val="Compact"/>
-              <w:jc w:val="left"/>
-            </w:pPr>
-            <w:r>
-              <w:t xml:space="preserve">תפוסה/ניצול</w:t>
+              <w:bidi/>
+              <w:jc w:val="right"/>
+            </w:pPr>
+            <w:r>
+              <w:rPr>
+                <w:rtl/>
+              </w:rPr>
+              <w:t xml:space="preserve">NOI / הכנסה</w:t>
+            </w:r>
+          </w:p>
+        </w:tc>
+        <w:tc>
+          <w:tcPr/>
+          <w:p>
+            <w:pPr>
+              <w:pStyle w:val="Compact"/>
+              <w:bidi/>
+              <w:jc w:val="right"/>
+            </w:pPr>
+            <w:r>
+              <w:rPr>
+                <w:rtl/>
+              </w:rPr>
+              <w:t xml:space="preserve">תפוסה / Occupancy</w:t>
             </w:r>
           </w:p>
         </w:tc>
@@ -441,46 +658,128 @@
           <w:p>
             <w:pPr>
               <w:pStyle w:val="Compact"/>
-              <w:jc w:val="left"/>
-            </w:pPr>
-            <w:r>
-              <w:t xml:space="preserve">[TO FILL]</w:t>
-            </w:r>
-          </w:p>
-        </w:tc>
-        <w:tc>
-          <w:tcPr/>
-          <w:p>
-            <w:pPr>
-              <w:pStyle w:val="Compact"/>
-              <w:jc w:val="left"/>
-            </w:pPr>
-            <w:r>
-              <w:t xml:space="preserve">[TO FILL]</w:t>
-            </w:r>
-          </w:p>
-        </w:tc>
-        <w:tc>
-          <w:tcPr/>
-          <w:p>
-            <w:pPr>
-              <w:pStyle w:val="Compact"/>
-              <w:jc w:val="left"/>
-            </w:pPr>
-            <w:r>
-              <w:t xml:space="preserve">[TO FILL]</w:t>
-            </w:r>
-          </w:p>
-        </w:tc>
-        <w:tc>
-          <w:tcPr/>
-          <w:p>
-            <w:pPr>
-              <w:pStyle w:val="Compact"/>
-              <w:jc w:val="left"/>
-            </w:pPr>
-            <w:r>
-              <w:t xml:space="preserve">[TO FILL]</w:t>
+              <w:bidi/>
+              <w:jc w:val="right"/>
+            </w:pPr>
+            <w:r>
+              <w:rPr>
+                <w:rtl/>
+              </w:rPr>
+              <w:t>_______________________________________________________</w:t>
+            </w:r>
+          </w:p>
+        </w:tc>
+        <w:tc>
+          <w:tcPr/>
+          <w:p>
+            <w:pPr>
+              <w:pStyle w:val="Compact"/>
+              <w:bidi/>
+              <w:jc w:val="right"/>
+            </w:pPr>
+            <w:r>
+              <w:rPr>
+                <w:rtl/>
+              </w:rPr>
+              <w:t>_______________________________________________________</w:t>
+            </w:r>
+          </w:p>
+        </w:tc>
+        <w:tc>
+          <w:tcPr/>
+          <w:p>
+            <w:pPr>
+              <w:pStyle w:val="Compact"/>
+              <w:bidi/>
+              <w:jc w:val="right"/>
+            </w:pPr>
+            <w:r>
+              <w:rPr>
+                <w:rtl/>
+              </w:rPr>
+              <w:t>_______________________________________________________</w:t>
+            </w:r>
+          </w:p>
+        </w:tc>
+        <w:tc>
+          <w:tcPr/>
+          <w:p>
+            <w:pPr>
+              <w:pStyle w:val="Compact"/>
+              <w:bidi/>
+              <w:jc w:val="right"/>
+            </w:pPr>
+            <w:r>
+              <w:rPr>
+                <w:rtl/>
+              </w:rPr>
+              <w:t>_______________________________________________________</w:t>
+            </w:r>
+          </w:p>
+        </w:tc>
+      </w:tr>
+      <w:tr>
+        <w:tc>
+          <w:tcPr/>
+          <w:p>
+            <w:pPr>
+              <w:pStyle w:val="Compact"/>
+              <w:bidi/>
+              <w:jc w:val="right"/>
+            </w:pPr>
+            <w:r>
+              <w:rPr>
+                <w:rtl/>
+              </w:rPr>
+              <w:t>_______________________________________________________</w:t>
+            </w:r>
+          </w:p>
+        </w:tc>
+        <w:tc>
+          <w:tcPr/>
+          <w:p>
+            <w:pPr>
+              <w:pStyle w:val="Compact"/>
+              <w:bidi/>
+              <w:jc w:val="right"/>
+            </w:pPr>
+            <w:r>
+              <w:rPr>
+                <w:rtl/>
+              </w:rPr>
+              <w:t>_______________________________________________________</w:t>
+            </w:r>
+          </w:p>
+        </w:tc>
+        <w:tc>
+          <w:tcPr/>
+          <w:p>
+            <w:pPr>
+              <w:pStyle w:val="Compact"/>
+              <w:bidi/>
+              <w:jc w:val="right"/>
+            </w:pPr>
+            <w:r>
+              <w:rPr>
+                <w:rtl/>
+              </w:rPr>
+              <w:t>_______________________________________________________</w:t>
+            </w:r>
+          </w:p>
+        </w:tc>
+        <w:tc>
+          <w:tcPr/>
+          <w:p>
+            <w:pPr>
+              <w:pStyle w:val="Compact"/>
+              <w:bidi/>
+              <w:jc w:val="right"/>
+            </w:pPr>
+            <w:r>
+              <w:rPr>
+                <w:rtl/>
+              </w:rPr>
+              <w:t>_______________________________________________________</w:t>
             </w:r>
           </w:p>
         </w:tc>
@@ -489,383 +788,575 @@
     <w:p>
       <w:pPr>
         <w:pStyle w:val="BodyText"/>
-      </w:pPr>
-      <w:r>
-        <w:rPr>
-          <w:bCs/>
-          <w:b/>
-        </w:rPr>
-        <w:t xml:space="preserve">פיננסי / Financial:</w:t>
-      </w:r>
-      <w:r>
-        <w:t xml:space="preserve"> </w:t>
-      </w:r>
-      <w:r>
-        <w:t xml:space="preserve">הכנסות [TO FILL] · NOI [TO FILL] · הון עצמי [TO FILL] · מינוף [TO FILL]</w:t>
+        <w:bidi/>
+        <w:jc w:val="right"/>
+      </w:pPr>
+      <w:r>
+        <w:rPr>
+          <w:rtl/>
+        </w:rPr>
+        <w:t xml:space="preserve">סיכום פיננסי (הכנסות · NOI · הון עצמי · מינוף) / Financial snapshot:</w:t>
+      </w:r>
+      <w:r>
+        <w:rPr>
+          <w:rtl/>
+        </w:rPr>
+        <w:t xml:space="preserve"> </w:t>
+      </w:r>
+      <w:r>
+        <w:rPr>
+          <w:rtl/>
+        </w:rPr>
+        <w:t>_______________________________________________________</w:t>
+      </w:r>
+      <w:r>
+        <w:rPr>
+          <w:rtl/>
+        </w:rPr>
+        <w:t xml:space="preserve"> </w:t>
+      </w:r>
+      <w:r>
+        <w:rPr>
+          <w:rtl/>
+        </w:rPr>
       </w:r>
     </w:p>
     <w:bookmarkEnd w:id="23"/>
-    <w:bookmarkStart w:id="24" w:name="X3f3898fc6fe66d8f281e43e713d42579abeb1a6"/>
+    <w:bookmarkStart w:id="24" w:name="X1a60a100a6dc423c8a9867fae2a38e2a5a8cc30"/>
     <w:p>
       <w:pPr>
         <w:pStyle w:val="Heading2"/>
-      </w:pPr>
-      <w:r>
-        <w:t xml:space="preserve">Slide 4 — האבחנה האסטרטגית · Strategic Diagnosis</w:t>
-      </w:r>
-    </w:p>
-    <w:p>
-      <w:pPr>
-        <w:pStyle w:val="BlockText"/>
+        <w:bidi/>
+        <w:jc w:val="right"/>
+      </w:pPr>
+      <w:r>
+        <w:rPr>
+          <w:rtl/>
+        </w:rPr>
+        <w:t xml:space="preserve">שקופית 4 — האבחנה האסטרטגית · Strategic Diagnosis</w:t>
+      </w:r>
+    </w:p>
+    <w:p>
+      <w:pPr>
+        <w:pStyle w:val="FirstParagraph"/>
+        <w:bidi/>
+        <w:jc w:val="right"/>
       </w:pPr>
       <w:r>
         <w:rPr>
           <w:iCs/>
           <w:i/>
-        </w:rPr>
-        <w:t xml:space="preserve">Guidance: Where the company stands vs. the market, and the precise gap.</w:t>
-      </w:r>
+          <w:rtl/>
+        </w:rPr>
+        <w:t xml:space="preserve">מה למלא:</w:t>
+      </w:r>
+      <w:r>
+        <w:rPr>
+          <w:rtl/>
+        </w:rPr>
+        <w:t xml:space="preserve"> </w:t>
+      </w:r>
+      <w:r>
+        <w:rPr>
+          <w:rtl/>
+        </w:rPr>
+        <w:t xml:space="preserve">היכן ניצבת החברה ביחס לשוק ומהו הפער המדויק, ב-3–4 נקודות חדות. השוו</w:t>
+      </w:r>
+      <w:r>
+        <w:rPr>
+          <w:rtl/>
+        </w:rPr>
+        <w:t xml:space="preserve"> </w:t>
+      </w:r>
+      <w:r>
+        <w:rPr>
+          <w:rtl/>
+        </w:rPr>
+        <w:t xml:space="preserve">למתחרים בעלי שם.</w:t>
+      </w:r>
+    </w:p>
+    <w:p>
+      <w:pPr>
+        <w:pStyle w:val="BodyText"/>
+        <w:bidi/>
+        <w:jc w:val="right"/>
+      </w:pPr>
+      <w:r>
+        <w:rPr>
+          <w:rtl/>
+        </w:rPr>
+        <w:t>_______________________________________________________</w:t>
+      </w:r>
+      <w:r>
+        <w:rPr>
+          <w:rtl/>
+        </w:rPr>
+        <w:t xml:space="preserve"> </w:t>
+      </w:r>
+      <w:r>
+        <w:rPr>
+          <w:rtl/>
+        </w:rPr>
+        <w:t>_______________________________________________________</w:t>
+      </w:r>
+      <w:r>
+        <w:rPr>
+          <w:rtl/>
+        </w:rPr>
+        <w:t xml:space="preserve"> </w:t>
+      </w:r>
+      <w:r>
+        <w:rPr>
+          <w:rtl/>
+        </w:rPr>
+      </w:r>
+    </w:p>
+    <w:bookmarkEnd w:id="24"/>
+    <w:bookmarkStart w:id="25" w:name="X10da6229ba255bc9a48113361a15efdfd8025d5"/>
+    <w:p>
+      <w:pPr>
+        <w:pStyle w:val="Heading2"/>
+        <w:bidi/>
+        <w:jc w:val="right"/>
+      </w:pPr>
+      <w:r>
+        <w:rPr>
+          <w:rtl/>
+        </w:rPr>
+        <w:t xml:space="preserve">שקופית 5 — עקרון המיקוד · The Focus Principle</w:t>
+      </w:r>
+    </w:p>
+    <w:p>
+      <w:pPr>
+        <w:pStyle w:val="FirstParagraph"/>
+        <w:bidi/>
+        <w:jc w:val="right"/>
+      </w:pPr>
       <w:r>
         <w:rPr>
           <w:iCs/>
           <w:i/>
-        </w:rPr>
-        <w:t xml:space="preserve"> </w:t>
-      </w:r>
+          <w:rtl/>
+        </w:rPr>
+        <w:t xml:space="preserve">מה למלא:</w:t>
+      </w:r>
+      <w:r>
+        <w:rPr>
+          <w:rtl/>
+        </w:rPr>
+        <w:t xml:space="preserve"> </w:t>
+      </w:r>
+      <w:r>
+        <w:rPr>
+          <w:rtl/>
+        </w:rPr>
+        <w:t xml:space="preserve">ממה החברה תימנע (הוויתורים האסטרטגיים), ולצד כל ויתור — הסיבה בקצרה.</w:t>
+      </w:r>
+    </w:p>
+    <w:p>
+      <w:pPr>
+        <w:pStyle w:val="BodyText"/>
+        <w:bidi/>
+        <w:jc w:val="right"/>
+      </w:pPr>
+      <w:r>
+        <w:rPr>
+          <w:rtl/>
+        </w:rPr>
+        <w:t>לא נעשה / We will not: _______________________________________________________ — סיבה: _______________________________________________________</w:t>
+      </w:r>
+      <w:r>
+        <w:rPr>
+          <w:rtl/>
+        </w:rPr>
+        <w:t xml:space="preserve"> </w:t>
+      </w:r>
+      <w:r>
+        <w:rPr>
+          <w:rtl/>
+        </w:rPr>
+        <w:t>לא נעשה / We will not: _______________________________________________________ — סיבה: _______________________________________________________</w:t>
+      </w:r>
+      <w:r>
+        <w:rPr>
+          <w:rtl/>
+        </w:rPr>
+        <w:t xml:space="preserve"> </w:t>
+      </w:r>
+      <w:r>
+        <w:rPr>
+          <w:rtl/>
+        </w:rPr>
+      </w:r>
+    </w:p>
+    <w:bookmarkEnd w:id="25"/>
+    <w:bookmarkStart w:id="26" w:name="X574ec5e422ddd8beaa8bb86c58dd295ab3e57d9"/>
+    <w:p>
+      <w:pPr>
+        <w:pStyle w:val="Heading2"/>
+        <w:bidi/>
+        <w:jc w:val="right"/>
+      </w:pPr>
+      <w:r>
+        <w:rPr>
+          <w:rtl/>
+        </w:rPr>
+        <w:t xml:space="preserve">שקופית 6 — צירים אסטרטגיים · Strategic Axes / Growth Engines</w:t>
+      </w:r>
+    </w:p>
+    <w:p>
+      <w:pPr>
+        <w:pStyle w:val="FirstParagraph"/>
+        <w:bidi/>
+        <w:jc w:val="right"/>
+      </w:pPr>
       <w:r>
         <w:rPr>
           <w:iCs/>
           <w:i/>
-        </w:rPr>
-        <w:t xml:space="preserve">Mirrors §4 (challenges &amp; gaps). 3–4 sharp points.</w:t>
-      </w:r>
-    </w:p>
-    <w:p>
-      <w:pPr>
-        <w:numPr>
-          <w:ilvl w:val="0"/>
-          <w:numId w:val="1003"/>
-        </w:numPr>
-        <w:pStyle w:val="Compact"/>
-      </w:pPr>
-      <w:r>
-        <w:t xml:space="preserve">[להשלמה / TO FILL: the gap, vs. named peers]</w:t>
-      </w:r>
-    </w:p>
-    <w:p>
-      <w:pPr>
-        <w:numPr>
-          <w:ilvl w:val="0"/>
-          <w:numId w:val="1003"/>
-        </w:numPr>
-        <w:pStyle w:val="Compact"/>
-      </w:pPr>
-      <w:r>
-        <w:t xml:space="preserve">[להשלמה / TO FILL]</w:t>
-      </w:r>
-    </w:p>
-    <w:bookmarkEnd w:id="24"/>
-    <w:bookmarkStart w:id="25" w:name="X28f1c9ccacf17e7044ad8d960eb2ee41f10a645"/>
+          <w:rtl/>
+        </w:rPr>
+        <w:t xml:space="preserve">מה למלא:</w:t>
+      </w:r>
+      <w:r>
+        <w:rPr>
+          <w:rtl/>
+        </w:rPr>
+        <w:t xml:space="preserve"> </w:t>
+      </w:r>
+      <w:r>
+        <w:rPr>
+          <w:rtl/>
+        </w:rPr>
+        <w:t xml:space="preserve">מנועי הצמיחה. לכל ציר — ההזדמנות ונתיב הכניסה בקצרה. אפשר שקופית נפרדת</w:t>
+      </w:r>
+      <w:r>
+        <w:rPr>
+          <w:rtl/>
+        </w:rPr>
+        <w:t xml:space="preserve"> </w:t>
+      </w:r>
+      <w:r>
+        <w:rPr>
+          <w:rtl/>
+        </w:rPr>
+        <w:t xml:space="preserve">לכל ציר.</w:t>
+      </w:r>
+    </w:p>
+    <w:p>
+      <w:pPr>
+        <w:pStyle w:val="BodyText"/>
+        <w:bidi/>
+        <w:jc w:val="right"/>
+      </w:pPr>
+      <w:r>
+        <w:rPr>
+          <w:rtl/>
+        </w:rPr>
+        <w:t>ציר 1 / Axis 1: _______________________________________________________</w:t>
+      </w:r>
+      <w:r>
+        <w:rPr>
+          <w:rtl/>
+        </w:rPr>
+        <w:t xml:space="preserve"> </w:t>
+      </w:r>
+      <w:r>
+        <w:rPr>
+          <w:rtl/>
+        </w:rPr>
+        <w:t>הזדמנות + נתיב כניסה: _______________________________________________________</w:t>
+      </w:r>
+      <w:r>
+        <w:rPr>
+          <w:rtl/>
+        </w:rPr>
+        <w:t xml:space="preserve"> </w:t>
+      </w:r>
+      <w:r>
+        <w:rPr>
+          <w:rtl/>
+        </w:rPr>
+      </w:r>
+      <w:r>
+        <w:rPr>
+          <w:rtl/>
+        </w:rPr>
+        <w:t xml:space="preserve"> </w:t>
+      </w:r>
+      <w:r>
+        <w:rPr>
+          <w:rtl/>
+        </w:rPr>
+        <w:t>ציר 2 / Axis 2: _______________________________________________________</w:t>
+      </w:r>
+      <w:r>
+        <w:rPr>
+          <w:rtl/>
+        </w:rPr>
+        <w:t xml:space="preserve"> </w:t>
+      </w:r>
+      <w:r>
+        <w:rPr>
+          <w:rtl/>
+        </w:rPr>
+        <w:t>הזדמנות + נתיב כניסה: _______________________________________________________</w:t>
+      </w:r>
+      <w:r>
+        <w:rPr>
+          <w:rtl/>
+        </w:rPr>
+        <w:t xml:space="preserve"> </w:t>
+      </w:r>
+      <w:r>
+        <w:rPr>
+          <w:rtl/>
+        </w:rPr>
+      </w:r>
+      <w:r>
+        <w:rPr>
+          <w:rtl/>
+        </w:rPr>
+        <w:t xml:space="preserve"> </w:t>
+      </w:r>
+      <w:r>
+        <w:rPr>
+          <w:rtl/>
+        </w:rPr>
+        <w:t>ציר 3 / Axis 3: _______________________________________________________</w:t>
+      </w:r>
+      <w:r>
+        <w:rPr>
+          <w:rtl/>
+        </w:rPr>
+        <w:t xml:space="preserve"> </w:t>
+      </w:r>
+      <w:r>
+        <w:rPr>
+          <w:rtl/>
+        </w:rPr>
+        <w:t>הזדמנות + נתיב כניסה: _______________________________________________________</w:t>
+      </w:r>
+      <w:r>
+        <w:rPr>
+          <w:rtl/>
+        </w:rPr>
+        <w:t xml:space="preserve"> </w:t>
+      </w:r>
+      <w:r>
+        <w:rPr>
+          <w:rtl/>
+        </w:rPr>
+      </w:r>
+    </w:p>
+    <w:bookmarkEnd w:id="26"/>
+    <w:bookmarkStart w:id="27" w:name="X1a786919ad8eeeef539fb144a303b110f021628"/>
     <w:p>
       <w:pPr>
         <w:pStyle w:val="Heading2"/>
-      </w:pPr>
-      <w:r>
-        <w:t xml:space="preserve">Slide 5 — עיקרון המיקוד · The Focus Principle</w:t>
-      </w:r>
-    </w:p>
-    <w:p>
-      <w:pPr>
-        <w:pStyle w:val="BlockText"/>
+        <w:bidi/>
+        <w:jc w:val="right"/>
+      </w:pPr>
+      <w:r>
+        <w:rPr>
+          <w:rtl/>
+        </w:rPr>
+        <w:t xml:space="preserve">שקופית 7 — ניהול בסיס התזרים · Managing the Cash-Flow Base</w:t>
+      </w:r>
+    </w:p>
+    <w:p>
+      <w:pPr>
+        <w:pStyle w:val="FirstParagraph"/>
+        <w:bidi/>
+        <w:jc w:val="right"/>
       </w:pPr>
       <w:r>
         <w:rPr>
           <w:iCs/>
           <w:i/>
-        </w:rPr>
-        <w:t xml:space="preserve">Guidance: What we will NOT do — the strategic trade-offs. Mirrors §6.</w:t>
-      </w:r>
-    </w:p>
-    <w:p>
-      <w:pPr>
-        <w:numPr>
-          <w:ilvl w:val="0"/>
-          <w:numId w:val="1004"/>
-        </w:numPr>
-        <w:pStyle w:val="Compact"/>
-      </w:pPr>
-      <w:r>
-        <w:t xml:space="preserve">לא נעשה / We will not: [TO FILL] — [reason]</w:t>
-      </w:r>
-    </w:p>
-    <w:p>
-      <w:pPr>
-        <w:numPr>
-          <w:ilvl w:val="0"/>
-          <w:numId w:val="1004"/>
-        </w:numPr>
-        <w:pStyle w:val="Compact"/>
-      </w:pPr>
-      <w:r>
-        <w:t xml:space="preserve">לא נעשה / We will not: [TO FILL] — [reason]</w:t>
-      </w:r>
-    </w:p>
-    <w:bookmarkEnd w:id="25"/>
-    <w:bookmarkStart w:id="26" w:name="Xf053f340f37dfb0d591a45f6018a773d14428a4"/>
+          <w:rtl/>
+        </w:rPr>
+        <w:t xml:space="preserve">מה למלא:</w:t>
+      </w:r>
+      <w:r>
+        <w:rPr>
+          <w:rtl/>
+        </w:rPr>
+        <w:t xml:space="preserve"> </w:t>
+      </w:r>
+      <w:r>
+        <w:rPr>
+          <w:rtl/>
+        </w:rPr>
+        <w:t xml:space="preserve">כיצד מנוהל הבסיס הקיים כדי לממן את הצמיחה. לכל תחום מהותי — סטטוס ופעולה.</w:t>
+      </w:r>
+    </w:p>
+    <w:p>
+      <w:pPr>
+        <w:pStyle w:val="BodyText"/>
+        <w:bidi/>
+        <w:jc w:val="right"/>
+      </w:pPr>
+      <w:r>
+        <w:rPr>
+          <w:rtl/>
+        </w:rPr>
+        <w:t>_______________________________________________________</w:t>
+      </w:r>
+      <w:r>
+        <w:rPr>
+          <w:rtl/>
+        </w:rPr>
+        <w:t xml:space="preserve"> </w:t>
+      </w:r>
+      <w:r>
+        <w:rPr>
+          <w:rtl/>
+        </w:rPr>
+        <w:t>_______________________________________________________</w:t>
+      </w:r>
+      <w:r>
+        <w:rPr>
+          <w:rtl/>
+        </w:rPr>
+        <w:t xml:space="preserve"> </w:t>
+      </w:r>
+      <w:r>
+        <w:rPr>
+          <w:rtl/>
+        </w:rPr>
+      </w:r>
+    </w:p>
+    <w:bookmarkEnd w:id="27"/>
+    <w:bookmarkStart w:id="28" w:name="X7d30506438bb9ba9636efaa213ab4e13bd9cff8"/>
     <w:p>
       <w:pPr>
         <w:pStyle w:val="Heading2"/>
-      </w:pPr>
-      <w:r>
-        <w:t xml:space="preserve">Slide 6 — צירים אסטרטגיים · Strategic Axes / Growth Engines</w:t>
-      </w:r>
-    </w:p>
-    <w:p>
-      <w:pPr>
-        <w:pStyle w:val="BlockText"/>
+        <w:bidi/>
+        <w:jc w:val="right"/>
+      </w:pPr>
+      <w:r>
+        <w:rPr>
+          <w:rtl/>
+        </w:rPr>
+        <w:t xml:space="preserve">שקופית 8 — סדרי עדיפויות · Year-One Priorities</w:t>
+      </w:r>
+    </w:p>
+    <w:p>
+      <w:pPr>
+        <w:pStyle w:val="FirstParagraph"/>
+        <w:bidi/>
+        <w:jc w:val="right"/>
       </w:pPr>
       <w:r>
         <w:rPr>
           <w:iCs/>
           <w:i/>
-        </w:rPr>
-        <w:t xml:space="preserve">Guidance: One slide (or one per engine) for the growth engines. For each:</w:t>
-      </w:r>
+          <w:rtl/>
+        </w:rPr>
+        <w:t xml:space="preserve">מה למלא:</w:t>
+      </w:r>
+      <w:r>
+        <w:rPr>
+          <w:rtl/>
+        </w:rPr>
+        <w:t xml:space="preserve"> </w:t>
+      </w:r>
+      <w:r>
+        <w:rPr>
+          <w:rtl/>
+        </w:rPr>
+        <w:t xml:space="preserve">מהלכי שנת ההפעלה הראשונה — מה קורה קודם, מי הבעלים, ועד מתי.</w:t>
+      </w:r>
+    </w:p>
+    <w:p>
+      <w:pPr>
+        <w:pStyle w:val="BodyText"/>
+        <w:bidi/>
+        <w:jc w:val="right"/>
+      </w:pPr>
+      <w:r>
+        <w:rPr>
+          <w:rtl/>
+        </w:rPr>
+        <w:t xml:space="preserve">עדיפות / Priority — בעלים — עד מתי:</w:t>
+      </w:r>
+      <w:r>
+        <w:rPr>
+          <w:rtl/>
+        </w:rPr>
+        <w:t xml:space="preserve"> </w:t>
+      </w:r>
+      <w:r>
+        <w:rPr>
+          <w:rtl/>
+        </w:rPr>
+        <w:t>_______________________________________________________</w:t>
+      </w:r>
+      <w:r>
+        <w:rPr>
+          <w:rtl/>
+        </w:rPr>
+        <w:t xml:space="preserve"> </w:t>
+      </w:r>
+      <w:r>
+        <w:rPr>
+          <w:rtl/>
+        </w:rPr>
+        <w:t>_______________________________________________________</w:t>
+      </w:r>
+      <w:r>
+        <w:rPr>
+          <w:rtl/>
+        </w:rPr>
+        <w:t xml:space="preserve"> </w:t>
+      </w:r>
+      <w:r>
+        <w:rPr>
+          <w:rtl/>
+        </w:rPr>
+      </w:r>
+    </w:p>
+    <w:bookmarkEnd w:id="28"/>
+    <w:bookmarkStart w:id="29" w:name="X05acf995313604c2d2284cb0a8aaaf21eac5dfb"/>
+    <w:p>
+      <w:pPr>
+        <w:pStyle w:val="Heading2"/>
+        <w:bidi/>
+        <w:jc w:val="right"/>
+      </w:pPr>
+      <w:r>
+        <w:rPr>
+          <w:rtl/>
+        </w:rPr>
+        <w:t xml:space="preserve">שקופית 9 — יעדים ומדדים · Goals &amp; KPIs by Horizon</w:t>
+      </w:r>
+    </w:p>
+    <w:p>
+      <w:pPr>
+        <w:pStyle w:val="FirstParagraph"/>
+        <w:bidi/>
+        <w:jc w:val="right"/>
+      </w:pPr>
       <w:r>
         <w:rPr>
           <w:iCs/>
           <w:i/>
-        </w:rPr>
-        <w:t xml:space="preserve"> </w:t>
-      </w:r>
-      <w:r>
-        <w:rPr>
-          <w:iCs/>
-          <w:i/>
-        </w:rPr>
-        <w:t xml:space="preserve">the opportunity + the entry path. Mirrors §7. Add a slide per engine if needed.</w:t>
-      </w:r>
-    </w:p>
-    <w:p>
-      <w:pPr>
-        <w:numPr>
-          <w:ilvl w:val="0"/>
-          <w:numId w:val="1005"/>
-        </w:numPr>
-        <w:pStyle w:val="Compact"/>
-      </w:pPr>
-      <w:r>
-        <w:rPr>
-          <w:bCs/>
-          <w:b/>
-        </w:rPr>
-        <w:t xml:space="preserve">ציר / Axis 1:</w:t>
-      </w:r>
-      <w:r>
-        <w:t xml:space="preserve"> </w:t>
-      </w:r>
-      <w:r>
-        <w:t xml:space="preserve">[TO FILL] — הזדמנות [TO FILL] · נתיב כניסה [TO FILL]</w:t>
-      </w:r>
-    </w:p>
-    <w:p>
-      <w:pPr>
-        <w:numPr>
-          <w:ilvl w:val="0"/>
-          <w:numId w:val="1005"/>
-        </w:numPr>
-        <w:pStyle w:val="Compact"/>
-      </w:pPr>
-      <w:r>
-        <w:rPr>
-          <w:bCs/>
-          <w:b/>
-        </w:rPr>
-        <w:t xml:space="preserve">ציר / Axis 2:</w:t>
-      </w:r>
-      <w:r>
-        <w:t xml:space="preserve"> </w:t>
-      </w:r>
-      <w:r>
-        <w:t xml:space="preserve">[TO FILL]</w:t>
-      </w:r>
-    </w:p>
-    <w:p>
-      <w:pPr>
-        <w:numPr>
-          <w:ilvl w:val="0"/>
-          <w:numId w:val="1005"/>
-        </w:numPr>
-        <w:pStyle w:val="Compact"/>
-      </w:pPr>
-      <w:r>
-        <w:rPr>
-          <w:bCs/>
-          <w:b/>
-        </w:rPr>
-        <w:t xml:space="preserve">ציר / Axis 3:</w:t>
-      </w:r>
-      <w:r>
-        <w:t xml:space="preserve"> </w:t>
-      </w:r>
-      <w:r>
-        <w:t xml:space="preserve">[TO FILL]</w:t>
-      </w:r>
-    </w:p>
-    <w:bookmarkEnd w:id="26"/>
-    <w:bookmarkStart w:id="27" w:name="X1777754ea2313605ec96781cdaa7c128f48922a"/>
-    <w:p>
-      <w:pPr>
-        <w:pStyle w:val="Heading2"/>
-      </w:pPr>
-      <w:r>
-        <w:t xml:space="preserve">Slide 7 — ניהול בסיס התזרים · Managing the Cash-Flow Base</w:t>
-      </w:r>
-    </w:p>
-    <w:p>
-      <w:pPr>
-        <w:pStyle w:val="BlockText"/>
-      </w:pPr>
-      <w:r>
-        <w:rPr>
-          <w:iCs/>
-          <w:i/>
-        </w:rPr>
-        <w:t xml:space="preserve">Guidance: How the existing business is actively managed to fund growth.</w:t>
-      </w:r>
-      <w:r>
-        <w:rPr>
-          <w:iCs/>
-          <w:i/>
-        </w:rPr>
-        <w:t xml:space="preserve"> </w:t>
-      </w:r>
-      <w:r>
-        <w:rPr>
-          <w:iCs/>
-          <w:i/>
-        </w:rPr>
-        <w:t xml:space="preserve">Mirrors §8. Per key segment: status → action.</w:t>
-      </w:r>
-    </w:p>
-    <w:p>
-      <w:pPr>
-        <w:numPr>
-          <w:ilvl w:val="0"/>
-          <w:numId w:val="1006"/>
-        </w:numPr>
-        <w:pStyle w:val="Compact"/>
-      </w:pPr>
-      <w:r>
-        <w:t xml:space="preserve">[להשלמה / TO FILL: segment — status → action]</w:t>
-      </w:r>
-    </w:p>
-    <w:p>
-      <w:pPr>
-        <w:numPr>
-          <w:ilvl w:val="0"/>
-          <w:numId w:val="1006"/>
-        </w:numPr>
-        <w:pStyle w:val="Compact"/>
-      </w:pPr>
-      <w:r>
-        <w:t xml:space="preserve">[להשלמה / TO FILL]</w:t>
-      </w:r>
-    </w:p>
-    <w:bookmarkEnd w:id="27"/>
-    <w:bookmarkStart w:id="28" w:name="Xb376a91f85c25c7de27e979b92a7946b8c34c80"/>
-    <w:p>
-      <w:pPr>
-        <w:pStyle w:val="Heading2"/>
-      </w:pPr>
-      <w:r>
-        <w:t xml:space="preserve">Slide 8 — סדרי עדיפויות · Year-One Priorities</w:t>
-      </w:r>
-    </w:p>
-    <w:p>
-      <w:pPr>
-        <w:pStyle w:val="BlockText"/>
-      </w:pPr>
-      <w:r>
-        <w:rPr>
-          <w:iCs/>
-          <w:i/>
-        </w:rPr>
-        <w:t xml:space="preserve">Guidance: The operating year — cadence, ownership, what must happen first.</w:t>
-      </w:r>
-      <w:r>
-        <w:rPr>
-          <w:iCs/>
-          <w:i/>
-        </w:rPr>
-        <w:t xml:space="preserve"> </w:t>
-      </w:r>
-      <w:r>
-        <w:rPr>
-          <w:iCs/>
-          <w:i/>
-        </w:rPr>
-        <w:t xml:space="preserve">Concrete, time-bound moves for the first horizon.</w:t>
-      </w:r>
-    </w:p>
-    <w:p>
-      <w:pPr>
-        <w:numPr>
-          <w:ilvl w:val="0"/>
-          <w:numId w:val="1007"/>
-        </w:numPr>
-        <w:pStyle w:val="Compact"/>
-      </w:pPr>
-      <w:r>
-        <w:t xml:space="preserve">[להשלמה / TO FILL: priority — owner — by when]</w:t>
-      </w:r>
-    </w:p>
-    <w:p>
-      <w:pPr>
-        <w:numPr>
-          <w:ilvl w:val="0"/>
-          <w:numId w:val="1007"/>
-        </w:numPr>
-        <w:pStyle w:val="Compact"/>
-      </w:pPr>
-      <w:r>
-        <w:t xml:space="preserve">[להשלמה / TO FILL]</w:t>
-      </w:r>
-    </w:p>
-    <w:bookmarkEnd w:id="28"/>
-    <w:bookmarkStart w:id="29" w:name="Xfd300173236af733e1e7d0eae7af4b9bc9d54a9"/>
-    <w:p>
-      <w:pPr>
-        <w:pStyle w:val="Heading2"/>
-      </w:pPr>
-      <w:r>
-        <w:t xml:space="preserve">Slide 9 — יעדים ומדדים · Goals &amp; KPIs by Horizon</w:t>
-      </w:r>
-    </w:p>
-    <w:p>
-      <w:pPr>
-        <w:pStyle w:val="BlockText"/>
-      </w:pPr>
-      <w:r>
-        <w:rPr>
-          <w:iCs/>
-          <w:i/>
-        </w:rPr>
-        <w:t xml:space="preserve">Guidance: Quantified targets across horizons. Mirrors the document’s KPI</w:t>
-      </w:r>
-      <w:r>
-        <w:rPr>
-          <w:iCs/>
-          <w:i/>
-        </w:rPr>
-        <w:t xml:space="preserve"> </w:t>
-      </w:r>
-      <w:r>
-        <w:rPr>
-          <w:iCs/>
-          <w:i/>
-        </w:rPr>
-        <w:t xml:space="preserve">appendix.</w:t>
+          <w:rtl/>
+        </w:rPr>
+        <w:t xml:space="preserve">מה למלא:</w:t>
+      </w:r>
+      <w:r>
+        <w:rPr>
+          <w:rtl/>
+        </w:rPr>
+        <w:t xml:space="preserve"> </w:t>
+      </w:r>
+      <w:r>
+        <w:rPr>
+          <w:rtl/>
+        </w:rPr>
+        <w:t xml:space="preserve">יעדים כמותיים לאורך אופקי זמן.</w:t>
       </w:r>
     </w:p>
     <w:tbl>
@@ -874,6 +1365,7 @@
         <w:tblW w:type="auto" w:w="0"/>
         <w:tblLook w:firstRow="1" w:lastRow="0" w:firstColumn="0" w:lastColumn="0" w:noHBand="0" w:noVBand="0" w:val="0020"/>
         <w:jc w:val="start"/>
+        <w:bidiVisual/>
       </w:tblPr>
       <w:tblGrid>
         <w:gridCol w:w="1980"/>
@@ -890,9 +1382,13 @@
           <w:p>
             <w:pPr>
               <w:pStyle w:val="Compact"/>
-              <w:jc w:val="left"/>
-            </w:pPr>
-            <w:r>
+              <w:bidi/>
+              <w:jc w:val="right"/>
+            </w:pPr>
+            <w:r>
+              <w:rPr>
+                <w:rtl/>
+              </w:rPr>
               <w:t xml:space="preserve">מדד / Metric</w:t>
             </w:r>
           </w:p>
@@ -902,9 +1398,13 @@
           <w:p>
             <w:pPr>
               <w:pStyle w:val="Compact"/>
-              <w:jc w:val="left"/>
-            </w:pPr>
-            <w:r>
+              <w:bidi/>
+              <w:jc w:val="right"/>
+            </w:pPr>
+            <w:r>
+              <w:rPr>
+                <w:rtl/>
+              </w:rPr>
               <w:t xml:space="preserve">בסיס / Baseline</w:t>
             </w:r>
           </w:p>
@@ -914,9 +1414,13 @@
           <w:p>
             <w:pPr>
               <w:pStyle w:val="Compact"/>
-              <w:jc w:val="left"/>
-            </w:pPr>
-            <w:r>
+              <w:bidi/>
+              <w:jc w:val="right"/>
+            </w:pPr>
+            <w:r>
+              <w:rPr>
+                <w:rtl/>
+              </w:rPr>
               <w:t xml:space="preserve">T+2</w:t>
             </w:r>
           </w:p>
@@ -926,9 +1430,13 @@
           <w:p>
             <w:pPr>
               <w:pStyle w:val="Compact"/>
-              <w:jc w:val="left"/>
-            </w:pPr>
-            <w:r>
+              <w:bidi/>
+              <w:jc w:val="right"/>
+            </w:pPr>
+            <w:r>
+              <w:rPr>
+                <w:rtl/>
+              </w:rPr>
               <w:t xml:space="preserve">T+5</w:t>
             </w:r>
           </w:p>
@@ -940,46 +1448,62 @@
           <w:p>
             <w:pPr>
               <w:pStyle w:val="Compact"/>
-              <w:jc w:val="left"/>
-            </w:pPr>
-            <w:r>
-              <w:t xml:space="preserve">[TO FILL]</w:t>
-            </w:r>
-          </w:p>
-        </w:tc>
-        <w:tc>
-          <w:tcPr/>
-          <w:p>
-            <w:pPr>
-              <w:pStyle w:val="Compact"/>
-              <w:jc w:val="left"/>
-            </w:pPr>
-            <w:r>
-              <w:t xml:space="preserve">[TO FILL]</w:t>
-            </w:r>
-          </w:p>
-        </w:tc>
-        <w:tc>
-          <w:tcPr/>
-          <w:p>
-            <w:pPr>
-              <w:pStyle w:val="Compact"/>
-              <w:jc w:val="left"/>
-            </w:pPr>
-            <w:r>
-              <w:t xml:space="preserve">[TO FILL]</w:t>
-            </w:r>
-          </w:p>
-        </w:tc>
-        <w:tc>
-          <w:tcPr/>
-          <w:p>
-            <w:pPr>
-              <w:pStyle w:val="Compact"/>
-              <w:jc w:val="left"/>
-            </w:pPr>
-            <w:r>
-              <w:t xml:space="preserve">[TO FILL]</w:t>
+              <w:bidi/>
+              <w:jc w:val="right"/>
+            </w:pPr>
+            <w:r>
+              <w:rPr>
+                <w:rtl/>
+              </w:rPr>
+              <w:t>_______________________________________________________</w:t>
+            </w:r>
+          </w:p>
+        </w:tc>
+        <w:tc>
+          <w:tcPr/>
+          <w:p>
+            <w:pPr>
+              <w:pStyle w:val="Compact"/>
+              <w:bidi/>
+              <w:jc w:val="right"/>
+            </w:pPr>
+            <w:r>
+              <w:rPr>
+                <w:rtl/>
+              </w:rPr>
+              <w:t>_______________________________________________________</w:t>
+            </w:r>
+          </w:p>
+        </w:tc>
+        <w:tc>
+          <w:tcPr/>
+          <w:p>
+            <w:pPr>
+              <w:pStyle w:val="Compact"/>
+              <w:bidi/>
+              <w:jc w:val="right"/>
+            </w:pPr>
+            <w:r>
+              <w:rPr>
+                <w:rtl/>
+              </w:rPr>
+              <w:t>_______________________________________________________</w:t>
+            </w:r>
+          </w:p>
+        </w:tc>
+        <w:tc>
+          <w:tcPr/>
+          <w:p>
+            <w:pPr>
+              <w:pStyle w:val="Compact"/>
+              <w:bidi/>
+              <w:jc w:val="right"/>
+            </w:pPr>
+            <w:r>
+              <w:rPr>
+                <w:rtl/>
+              </w:rPr>
+              <w:t>_______________________________________________________</w:t>
             </w:r>
           </w:p>
         </w:tc>
@@ -990,71 +1514,119 @@
           <w:p>
             <w:pPr>
               <w:pStyle w:val="Compact"/>
-              <w:jc w:val="left"/>
-            </w:pPr>
-            <w:r>
-              <w:t xml:space="preserve">[TO FILL]</w:t>
-            </w:r>
-          </w:p>
-        </w:tc>
-        <w:tc>
-          <w:tcPr/>
-          <w:p>
-            <w:pPr>
-              <w:pStyle w:val="Compact"/>
-              <w:jc w:val="left"/>
-            </w:pPr>
-            <w:r>
-              <w:t xml:space="preserve">[TO FILL]</w:t>
-            </w:r>
-          </w:p>
-        </w:tc>
-        <w:tc>
-          <w:tcPr/>
-          <w:p>
-            <w:pPr>
-              <w:pStyle w:val="Compact"/>
-              <w:jc w:val="left"/>
-            </w:pPr>
-            <w:r>
-              <w:t xml:space="preserve">[TO FILL]</w:t>
-            </w:r>
-          </w:p>
-        </w:tc>
-        <w:tc>
-          <w:tcPr/>
-          <w:p>
-            <w:pPr>
-              <w:pStyle w:val="Compact"/>
-              <w:jc w:val="left"/>
-            </w:pPr>
-            <w:r>
-              <w:t xml:space="preserve">[TO FILL]</w:t>
+              <w:bidi/>
+              <w:jc w:val="right"/>
+            </w:pPr>
+            <w:r>
+              <w:rPr>
+                <w:rtl/>
+              </w:rPr>
+              <w:t>_______________________________________________________</w:t>
+            </w:r>
+          </w:p>
+        </w:tc>
+        <w:tc>
+          <w:tcPr/>
+          <w:p>
+            <w:pPr>
+              <w:pStyle w:val="Compact"/>
+              <w:bidi/>
+              <w:jc w:val="right"/>
+            </w:pPr>
+            <w:r>
+              <w:rPr>
+                <w:rtl/>
+              </w:rPr>
+              <w:t>_______________________________________________________</w:t>
+            </w:r>
+          </w:p>
+        </w:tc>
+        <w:tc>
+          <w:tcPr/>
+          <w:p>
+            <w:pPr>
+              <w:pStyle w:val="Compact"/>
+              <w:bidi/>
+              <w:jc w:val="right"/>
+            </w:pPr>
+            <w:r>
+              <w:rPr>
+                <w:rtl/>
+              </w:rPr>
+              <w:t>_______________________________________________________</w:t>
+            </w:r>
+          </w:p>
+        </w:tc>
+        <w:tc>
+          <w:tcPr/>
+          <w:p>
+            <w:pPr>
+              <w:pStyle w:val="Compact"/>
+              <w:bidi/>
+              <w:jc w:val="right"/>
+            </w:pPr>
+            <w:r>
+              <w:rPr>
+                <w:rtl/>
+              </w:rPr>
+              <w:t>_______________________________________________________</w:t>
             </w:r>
           </w:p>
         </w:tc>
       </w:tr>
     </w:tbl>
+    <w:p>
+      <w:pPr>
+        <w:pStyle w:val="BodyText"/>
+        <w:bidi/>
+        <w:jc w:val="right"/>
+      </w:pPr>
+      <w:r>
+        <w:rPr>
+          <w:rtl/>
+        </w:rPr>
+      </w:r>
+    </w:p>
     <w:bookmarkEnd w:id="29"/>
-    <w:bookmarkStart w:id="30" w:name="slide-10-ניהול-סיכונים-risk-management"/>
+    <w:bookmarkStart w:id="30" w:name="שקופית-10-ניהול-סיכונים-risk-management"/>
     <w:p>
       <w:pPr>
         <w:pStyle w:val="Heading2"/>
-      </w:pPr>
-      <w:r>
-        <w:t xml:space="preserve">Slide 10 — ניהול סיכונים · Risk Management</w:t>
-      </w:r>
-    </w:p>
-    <w:p>
-      <w:pPr>
-        <w:pStyle w:val="BlockText"/>
+        <w:bidi/>
+        <w:jc w:val="right"/>
+      </w:pPr>
+      <w:r>
+        <w:rPr>
+          <w:rtl/>
+        </w:rPr>
+        <w:t xml:space="preserve">שקופית 10 — ניהול סיכונים · Risk Management</w:t>
+      </w:r>
+    </w:p>
+    <w:p>
+      <w:pPr>
+        <w:pStyle w:val="FirstParagraph"/>
+        <w:bidi/>
+        <w:jc w:val="right"/>
       </w:pPr>
       <w:r>
         <w:rPr>
           <w:iCs/>
           <w:i/>
-        </w:rPr>
-        <w:t xml:space="preserve">Guidance: Top risks → response → owner. Mirrors §9.</w:t>
+          <w:rtl/>
+        </w:rPr>
+        <w:t xml:space="preserve">מה למלא:</w:t>
+      </w:r>
+      <w:r>
+        <w:rPr>
+          <w:rtl/>
+        </w:rPr>
+        <w:t xml:space="preserve"> </w:t>
+      </w:r>
+      <w:r>
+        <w:rPr>
+          <w:rtl/>
+        </w:rPr>
+        <w:t xml:space="preserve">הסיכונים המרכזיים — לכל אחד תגובה ובעלים.</w:t>
       </w:r>
     </w:p>
     <w:tbl>
@@ -1063,6 +1635,7 @@
         <w:tblW w:type="auto" w:w="0"/>
         <w:tblLook w:firstRow="1" w:lastRow="0" w:firstColumn="0" w:lastColumn="0" w:noHBand="0" w:noVBand="0" w:val="0020"/>
         <w:jc w:val="start"/>
+        <w:bidiVisual/>
       </w:tblPr>
       <w:tblGrid>
         <w:gridCol w:w="2640"/>
@@ -1078,9 +1651,13 @@
           <w:p>
             <w:pPr>
               <w:pStyle w:val="Compact"/>
-              <w:jc w:val="left"/>
-            </w:pPr>
-            <w:r>
+              <w:bidi/>
+              <w:jc w:val="right"/>
+            </w:pPr>
+            <w:r>
+              <w:rPr>
+                <w:rtl/>
+              </w:rPr>
               <w:t xml:space="preserve">סיכון / Risk</w:t>
             </w:r>
           </w:p>
@@ -1090,9 +1667,13 @@
           <w:p>
             <w:pPr>
               <w:pStyle w:val="Compact"/>
-              <w:jc w:val="left"/>
-            </w:pPr>
-            <w:r>
+              <w:bidi/>
+              <w:jc w:val="right"/>
+            </w:pPr>
+            <w:r>
+              <w:rPr>
+                <w:rtl/>
+              </w:rPr>
               <w:t xml:space="preserve">תגובה / Response</w:t>
             </w:r>
           </w:p>
@@ -1102,9 +1683,13 @@
           <w:p>
             <w:pPr>
               <w:pStyle w:val="Compact"/>
-              <w:jc w:val="left"/>
-            </w:pPr>
-            <w:r>
+              <w:bidi/>
+              <w:jc w:val="right"/>
+            </w:pPr>
+            <w:r>
+              <w:rPr>
+                <w:rtl/>
+              </w:rPr>
               <w:t xml:space="preserve">בעלים / Owner</w:t>
             </w:r>
           </w:p>
@@ -1116,81 +1701,178 @@
           <w:p>
             <w:pPr>
               <w:pStyle w:val="Compact"/>
-              <w:jc w:val="left"/>
-            </w:pPr>
-            <w:r>
-              <w:t xml:space="preserve">[TO FILL]</w:t>
-            </w:r>
-          </w:p>
-        </w:tc>
-        <w:tc>
-          <w:tcPr/>
-          <w:p>
-            <w:pPr>
-              <w:pStyle w:val="Compact"/>
-              <w:jc w:val="left"/>
-            </w:pPr>
-            <w:r>
-              <w:t xml:space="preserve">[TO FILL]</w:t>
-            </w:r>
-          </w:p>
-        </w:tc>
-        <w:tc>
-          <w:tcPr/>
-          <w:p>
-            <w:pPr>
-              <w:pStyle w:val="Compact"/>
-              <w:jc w:val="left"/>
-            </w:pPr>
-            <w:r>
-              <w:t xml:space="preserve">[TO FILL]</w:t>
+              <w:bidi/>
+              <w:jc w:val="right"/>
+            </w:pPr>
+            <w:r>
+              <w:rPr>
+                <w:rtl/>
+              </w:rPr>
+              <w:t>_______________________________________________________</w:t>
+            </w:r>
+          </w:p>
+        </w:tc>
+        <w:tc>
+          <w:tcPr/>
+          <w:p>
+            <w:pPr>
+              <w:pStyle w:val="Compact"/>
+              <w:bidi/>
+              <w:jc w:val="right"/>
+            </w:pPr>
+            <w:r>
+              <w:rPr>
+                <w:rtl/>
+              </w:rPr>
+              <w:t>_______________________________________________________</w:t>
+            </w:r>
+          </w:p>
+        </w:tc>
+        <w:tc>
+          <w:tcPr/>
+          <w:p>
+            <w:pPr>
+              <w:pStyle w:val="Compact"/>
+              <w:bidi/>
+              <w:jc w:val="right"/>
+            </w:pPr>
+            <w:r>
+              <w:rPr>
+                <w:rtl/>
+              </w:rPr>
+              <w:t>_______________________________________________________</w:t>
+            </w:r>
+          </w:p>
+        </w:tc>
+      </w:tr>
+      <w:tr>
+        <w:tc>
+          <w:tcPr/>
+          <w:p>
+            <w:pPr>
+              <w:pStyle w:val="Compact"/>
+              <w:bidi/>
+              <w:jc w:val="right"/>
+            </w:pPr>
+            <w:r>
+              <w:rPr>
+                <w:rtl/>
+              </w:rPr>
+              <w:t>_______________________________________________________</w:t>
+            </w:r>
+          </w:p>
+        </w:tc>
+        <w:tc>
+          <w:tcPr/>
+          <w:p>
+            <w:pPr>
+              <w:pStyle w:val="Compact"/>
+              <w:bidi/>
+              <w:jc w:val="right"/>
+            </w:pPr>
+            <w:r>
+              <w:rPr>
+                <w:rtl/>
+              </w:rPr>
+              <w:t>_______________________________________________________</w:t>
+            </w:r>
+          </w:p>
+        </w:tc>
+        <w:tc>
+          <w:tcPr/>
+          <w:p>
+            <w:pPr>
+              <w:pStyle w:val="Compact"/>
+              <w:bidi/>
+              <w:jc w:val="right"/>
+            </w:pPr>
+            <w:r>
+              <w:rPr>
+                <w:rtl/>
+              </w:rPr>
+              <w:t>_______________________________________________________</w:t>
             </w:r>
           </w:p>
         </w:tc>
       </w:tr>
     </w:tbl>
+    <w:p>
+      <w:pPr>
+        <w:pStyle w:val="BodyText"/>
+        <w:bidi/>
+        <w:jc w:val="right"/>
+      </w:pPr>
+      <w:r>
+        <w:rPr>
+          <w:rtl/>
+        </w:rPr>
+      </w:r>
+    </w:p>
     <w:bookmarkEnd w:id="30"/>
-    <w:bookmarkStart w:id="31" w:name="slide-11-סיכום-אסטרטגי-strategic-summary"/>
+    <w:bookmarkStart w:id="31" w:name="X827288abe43f60d7af1e0a236ec4b3dd97bbccb"/>
     <w:p>
       <w:pPr>
         <w:pStyle w:val="Heading2"/>
-      </w:pPr>
-      <w:r>
-        <w:t xml:space="preserve">Slide 11 — סיכום אסטרטגי · Strategic Summary</w:t>
-      </w:r>
-    </w:p>
-    <w:p>
-      <w:pPr>
-        <w:pStyle w:val="BlockText"/>
+        <w:bidi/>
+        <w:jc w:val="right"/>
+      </w:pPr>
+      <w:r>
+        <w:rPr>
+          <w:rtl/>
+        </w:rPr>
+        <w:t xml:space="preserve">שקופית 11 — סיכום אסטרטגי · Strategic Summary</w:t>
+      </w:r>
+    </w:p>
+    <w:p>
+      <w:pPr>
+        <w:pStyle w:val="FirstParagraph"/>
+        <w:bidi/>
+        <w:jc w:val="right"/>
       </w:pPr>
       <w:r>
         <w:rPr>
           <w:iCs/>
           <w:i/>
-        </w:rPr>
-        <w:t xml:space="preserve">Guidance: The required transition stated plainly + the call to execution.</w:t>
-      </w:r>
-      <w:r>
-        <w:rPr>
-          <w:iCs/>
-          <w:i/>
-        </w:rPr>
-        <w:t xml:space="preserve"> </w:t>
-      </w:r>
-      <w:r>
-        <w:rPr>
-          <w:iCs/>
-          <w:i/>
-        </w:rPr>
-        <w:t xml:space="preserve">Mirrors §10.</w:t>
-      </w:r>
-    </w:p>
-    <w:p>
-      <w:pPr>
-        <w:pStyle w:val="FirstParagraph"/>
-      </w:pPr>
-      <w:r>
-        <w:t xml:space="preserve">[להשלמה / TO FILL]</w:t>
+          <w:rtl/>
+        </w:rPr>
+        <w:t xml:space="preserve">מה למלא:</w:t>
+      </w:r>
+      <w:r>
+        <w:rPr>
+          <w:rtl/>
+        </w:rPr>
+        <w:t xml:space="preserve"> </w:t>
+      </w:r>
+      <w:r>
+        <w:rPr>
+          <w:rtl/>
+        </w:rPr>
+        <w:t xml:space="preserve">המעבר הנדרש במשפט ברור + קריאה לביצוע.</w:t>
+      </w:r>
+    </w:p>
+    <w:p>
+      <w:pPr>
+        <w:pStyle w:val="BodyText"/>
+        <w:bidi/>
+        <w:jc w:val="right"/>
+      </w:pPr>
+      <w:r>
+        <w:rPr>
+          <w:rtl/>
+        </w:rPr>
+        <w:t>_______________________________________________________</w:t>
+      </w:r>
+      <w:r>
+        <w:rPr>
+          <w:rtl/>
+        </w:rPr>
+        <w:t xml:space="preserve"> </w:t>
+      </w:r>
+      <w:r>
+        <w:rPr>
+          <w:rtl/>
+        </w:rPr>
+        <w:t>_______________________________________________________</w:t>
       </w:r>
     </w:p>
     <w:bookmarkEnd w:id="31"/>
@@ -1301,105 +1983,8 @@
       </w:pPr>
     </w:lvl>
   </w:abstractNum>
-  <w:abstractNum w:abstractNumId="991">
-    <w:nsid w:val="A991"/>
-    <w:multiLevelType w:val="multilevel"/>
-    <w:lvl w:ilvl="0">
-      <w:numFmt w:val="bullet"/>
-      <w:lvlText w:val="•"/>
-      <w:lvlJc w:val="left"/>
-      <w:pPr>
-        <w:ind w:left="720" w:hanging="480"/>
-      </w:pPr>
-    </w:lvl>
-    <w:lvl w:ilvl="1">
-      <w:numFmt w:val="bullet"/>
-      <w:lvlText w:val="–"/>
-      <w:lvlJc w:val="left"/>
-      <w:pPr>
-        <w:ind w:left="1440" w:hanging="480"/>
-      </w:pPr>
-    </w:lvl>
-    <w:lvl w:ilvl="2">
-      <w:numFmt w:val="bullet"/>
-      <w:lvlText w:val="•"/>
-      <w:lvlJc w:val="left"/>
-      <w:pPr>
-        <w:ind w:left="2160" w:hanging="480"/>
-      </w:pPr>
-    </w:lvl>
-    <w:lvl w:ilvl="3">
-      <w:numFmt w:val="bullet"/>
-      <w:lvlText w:val="–"/>
-      <w:lvlJc w:val="left"/>
-      <w:pPr>
-        <w:ind w:left="2880" w:hanging="480"/>
-      </w:pPr>
-    </w:lvl>
-    <w:lvl w:ilvl="4">
-      <w:numFmt w:val="bullet"/>
-      <w:lvlText w:val="•"/>
-      <w:lvlJc w:val="left"/>
-      <w:pPr>
-        <w:ind w:left="3600" w:hanging="480"/>
-      </w:pPr>
-    </w:lvl>
-    <w:lvl w:ilvl="5">
-      <w:numFmt w:val="bullet"/>
-      <w:lvlText w:val="–"/>
-      <w:lvlJc w:val="left"/>
-      <w:pPr>
-        <w:ind w:left="4320" w:hanging="480"/>
-      </w:pPr>
-    </w:lvl>
-    <w:lvl w:ilvl="6">
-      <w:numFmt w:val="bullet"/>
-      <w:lvlText w:val="•"/>
-      <w:lvlJc w:val="left"/>
-      <w:pPr>
-        <w:ind w:left="5040" w:hanging="480"/>
-      </w:pPr>
-    </w:lvl>
-    <w:lvl w:ilvl="7">
-      <w:numFmt w:val="bullet"/>
-      <w:lvlText w:val="–"/>
-      <w:lvlJc w:val="left"/>
-      <w:pPr>
-        <w:ind w:left="5760" w:hanging="480"/>
-      </w:pPr>
-    </w:lvl>
-    <w:lvl w:ilvl="8">
-      <w:numFmt w:val="bullet"/>
-      <w:lvlText w:val="•"/>
-      <w:lvlJc w:val="left"/>
-      <w:pPr>
-        <w:ind w:left="6480" w:hanging="480"/>
-      </w:pPr>
-    </w:lvl>
-  </w:abstractNum>
   <w:num w:numId="1000">
     <w:abstractNumId w:val="990"/>
-  </w:num>
-  <w:num w:numId="1001">
-    <w:abstractNumId w:val="991"/>
-  </w:num>
-  <w:num w:numId="1002">
-    <w:abstractNumId w:val="991"/>
-  </w:num>
-  <w:num w:numId="1003">
-    <w:abstractNumId w:val="991"/>
-  </w:num>
-  <w:num w:numId="1004">
-    <w:abstractNumId w:val="991"/>
-  </w:num>
-  <w:num w:numId="1005">
-    <w:abstractNumId w:val="991"/>
-  </w:num>
-  <w:num w:numId="1006">
-    <w:abstractNumId w:val="991"/>
-  </w:num>
-  <w:num w:numId="1007">
-    <w:abstractNumId w:val="991"/>
   </w:num>
 </w:numbering>
 </file>

--- a/dist/word/strategy-deck.docx
+++ b/dist/word/strategy-deck.docx
@@ -1877,7 +1877,9 @@
     </w:p>
     <w:bookmarkEnd w:id="31"/>
     <w:bookmarkEnd w:id="32"/>
-    <w:sectPr/>
+    <w:sectPr>
+      <w:bidi/>
+    </w:sectPr>
   </w:body>
 </w:document>
 </file>

--- a/dist/word/strategy-deck.docx
+++ b/dist/word/strategy-deck.docx
@@ -7,7 +7,6 @@
       <w:pPr>
         <w:pStyle w:val="Heading1"/>
         <w:bidi/>
-        <w:jc w:val="right"/>
       </w:pPr>
       <w:r>
         <w:rPr>
@@ -20,7 +19,6 @@
       <w:pPr>
         <w:pStyle w:val="FirstParagraph"/>
         <w:bidi/>
-        <w:jc w:val="right"/>
       </w:pPr>
       <w:r>
         <w:rPr>
@@ -95,7 +93,6 @@
       <w:pPr>
         <w:pStyle w:val="BodyText"/>
         <w:bidi/>
-        <w:jc w:val="right"/>
       </w:pPr>
       <w:r>
         <w:rPr>
@@ -199,7 +196,6 @@
     <w:p>
       <w:pPr>
         <w:bidi/>
-        <w:jc w:val="right"/>
       </w:pPr>
       <w:r>
         <w:rPr>
@@ -215,7 +211,6 @@
       <w:pPr>
         <w:pStyle w:val="Heading2"/>
         <w:bidi/>
-        <w:jc w:val="right"/>
       </w:pPr>
       <w:r>
         <w:rPr>
@@ -228,7 +223,6 @@
       <w:pPr>
         <w:pStyle w:val="FirstParagraph"/>
         <w:bidi/>
-        <w:jc w:val="right"/>
       </w:pPr>
       <w:r>
         <w:rPr>
@@ -267,7 +261,6 @@
       <w:pPr>
         <w:pStyle w:val="BodyText"/>
         <w:bidi/>
-        <w:jc w:val="right"/>
       </w:pPr>
       <w:r>
         <w:rPr>
@@ -329,7 +322,6 @@
       <w:pPr>
         <w:pStyle w:val="Heading2"/>
         <w:bidi/>
-        <w:jc w:val="right"/>
       </w:pPr>
       <w:r>
         <w:rPr>
@@ -342,7 +334,6 @@
       <w:pPr>
         <w:pStyle w:val="FirstParagraph"/>
         <w:bidi/>
-        <w:jc w:val="right"/>
       </w:pPr>
       <w:r>
         <w:rPr>
@@ -381,7 +372,6 @@
       <w:pPr>
         <w:pStyle w:val="BodyText"/>
         <w:bidi/>
-        <w:jc w:val="right"/>
       </w:pPr>
       <w:r>
         <w:rPr>
@@ -419,7 +409,6 @@
       <w:pPr>
         <w:pStyle w:val="Heading2"/>
         <w:bidi/>
-        <w:jc w:val="right"/>
       </w:pPr>
       <w:r>
         <w:rPr>
@@ -432,7 +421,6 @@
       <w:pPr>
         <w:pStyle w:val="FirstParagraph"/>
         <w:bidi/>
-        <w:jc w:val="right"/>
       </w:pPr>
       <w:r>
         <w:rPr>
@@ -471,7 +459,6 @@
       <w:pPr>
         <w:pStyle w:val="BodyText"/>
         <w:bidi/>
-        <w:jc w:val="right"/>
       </w:pPr>
       <w:r>
         <w:rPr>
@@ -521,7 +508,6 @@
       <w:pPr>
         <w:pStyle w:val="Heading2"/>
         <w:bidi/>
-        <w:jc w:val="right"/>
       </w:pPr>
       <w:r>
         <w:rPr>
@@ -534,7 +520,6 @@
       <w:pPr>
         <w:pStyle w:val="FirstParagraph"/>
         <w:bidi/>
-        <w:jc w:val="right"/>
       </w:pPr>
       <w:r>
         <w:rPr>
@@ -593,7 +578,6 @@
             <w:pPr>
               <w:pStyle w:val="Compact"/>
               <w:bidi/>
-              <w:jc w:val="right"/>
             </w:pPr>
             <w:r>
               <w:rPr>
@@ -609,7 +593,6 @@
             <w:pPr>
               <w:pStyle w:val="Compact"/>
               <w:bidi/>
-              <w:jc w:val="right"/>
             </w:pPr>
             <w:r>
               <w:rPr>
@@ -625,7 +608,6 @@
             <w:pPr>
               <w:pStyle w:val="Compact"/>
               <w:bidi/>
-              <w:jc w:val="right"/>
             </w:pPr>
             <w:r>
               <w:rPr>
@@ -641,7 +623,6 @@
             <w:pPr>
               <w:pStyle w:val="Compact"/>
               <w:bidi/>
-              <w:jc w:val="right"/>
             </w:pPr>
             <w:r>
               <w:rPr>
@@ -659,7 +640,6 @@
             <w:pPr>
               <w:pStyle w:val="Compact"/>
               <w:bidi/>
-              <w:jc w:val="right"/>
             </w:pPr>
             <w:r>
               <w:rPr>
@@ -675,7 +655,6 @@
             <w:pPr>
               <w:pStyle w:val="Compact"/>
               <w:bidi/>
-              <w:jc w:val="right"/>
             </w:pPr>
             <w:r>
               <w:rPr>
@@ -691,7 +670,6 @@
             <w:pPr>
               <w:pStyle w:val="Compact"/>
               <w:bidi/>
-              <w:jc w:val="right"/>
             </w:pPr>
             <w:r>
               <w:rPr>
@@ -707,7 +685,6 @@
             <w:pPr>
               <w:pStyle w:val="Compact"/>
               <w:bidi/>
-              <w:jc w:val="right"/>
             </w:pPr>
             <w:r>
               <w:rPr>
@@ -725,7 +702,6 @@
             <w:pPr>
               <w:pStyle w:val="Compact"/>
               <w:bidi/>
-              <w:jc w:val="right"/>
             </w:pPr>
             <w:r>
               <w:rPr>
@@ -741,7 +717,6 @@
             <w:pPr>
               <w:pStyle w:val="Compact"/>
               <w:bidi/>
-              <w:jc w:val="right"/>
             </w:pPr>
             <w:r>
               <w:rPr>
@@ -757,7 +732,6 @@
             <w:pPr>
               <w:pStyle w:val="Compact"/>
               <w:bidi/>
-              <w:jc w:val="right"/>
             </w:pPr>
             <w:r>
               <w:rPr>
@@ -773,7 +747,6 @@
             <w:pPr>
               <w:pStyle w:val="Compact"/>
               <w:bidi/>
-              <w:jc w:val="right"/>
             </w:pPr>
             <w:r>
               <w:rPr>
@@ -789,7 +762,6 @@
       <w:pPr>
         <w:pStyle w:val="BodyText"/>
         <w:bidi/>
-        <w:jc w:val="right"/>
       </w:pPr>
       <w:r>
         <w:rPr>
@@ -827,7 +799,6 @@
       <w:pPr>
         <w:pStyle w:val="Heading2"/>
         <w:bidi/>
-        <w:jc w:val="right"/>
       </w:pPr>
       <w:r>
         <w:rPr>
@@ -840,7 +811,6 @@
       <w:pPr>
         <w:pStyle w:val="FirstParagraph"/>
         <w:bidi/>
-        <w:jc w:val="right"/>
       </w:pPr>
       <w:r>
         <w:rPr>
@@ -879,7 +849,6 @@
       <w:pPr>
         <w:pStyle w:val="BodyText"/>
         <w:bidi/>
-        <w:jc w:val="right"/>
       </w:pPr>
       <w:r>
         <w:rPr>
@@ -917,7 +886,6 @@
       <w:pPr>
         <w:pStyle w:val="Heading2"/>
         <w:bidi/>
-        <w:jc w:val="right"/>
       </w:pPr>
       <w:r>
         <w:rPr>
@@ -930,7 +898,6 @@
       <w:pPr>
         <w:pStyle w:val="FirstParagraph"/>
         <w:bidi/>
-        <w:jc w:val="right"/>
       </w:pPr>
       <w:r>
         <w:rPr>
@@ -957,7 +924,6 @@
       <w:pPr>
         <w:pStyle w:val="BodyText"/>
         <w:bidi/>
-        <w:jc w:val="right"/>
       </w:pPr>
       <w:r>
         <w:rPr>
@@ -995,7 +961,6 @@
       <w:pPr>
         <w:pStyle w:val="Heading2"/>
         <w:bidi/>
-        <w:jc w:val="right"/>
       </w:pPr>
       <w:r>
         <w:rPr>
@@ -1008,7 +973,6 @@
       <w:pPr>
         <w:pStyle w:val="FirstParagraph"/>
         <w:bidi/>
-        <w:jc w:val="right"/>
       </w:pPr>
       <w:r>
         <w:rPr>
@@ -1047,7 +1011,6 @@
       <w:pPr>
         <w:pStyle w:val="BodyText"/>
         <w:bidi/>
-        <w:jc w:val="right"/>
       </w:pPr>
       <w:r>
         <w:rPr>
@@ -1155,7 +1118,6 @@
       <w:pPr>
         <w:pStyle w:val="Heading2"/>
         <w:bidi/>
-        <w:jc w:val="right"/>
       </w:pPr>
       <w:r>
         <w:rPr>
@@ -1168,7 +1130,6 @@
       <w:pPr>
         <w:pStyle w:val="FirstParagraph"/>
         <w:bidi/>
-        <w:jc w:val="right"/>
       </w:pPr>
       <w:r>
         <w:rPr>
@@ -1195,7 +1156,6 @@
       <w:pPr>
         <w:pStyle w:val="BodyText"/>
         <w:bidi/>
-        <w:jc w:val="right"/>
       </w:pPr>
       <w:r>
         <w:rPr>
@@ -1233,7 +1193,6 @@
       <w:pPr>
         <w:pStyle w:val="Heading2"/>
         <w:bidi/>
-        <w:jc w:val="right"/>
       </w:pPr>
       <w:r>
         <w:rPr>
@@ -1246,7 +1205,6 @@
       <w:pPr>
         <w:pStyle w:val="FirstParagraph"/>
         <w:bidi/>
-        <w:jc w:val="right"/>
       </w:pPr>
       <w:r>
         <w:rPr>
@@ -1273,7 +1231,6 @@
       <w:pPr>
         <w:pStyle w:val="BodyText"/>
         <w:bidi/>
-        <w:jc w:val="right"/>
       </w:pPr>
       <w:r>
         <w:rPr>
@@ -1323,7 +1280,6 @@
       <w:pPr>
         <w:pStyle w:val="Heading2"/>
         <w:bidi/>
-        <w:jc w:val="right"/>
       </w:pPr>
       <w:r>
         <w:rPr>
@@ -1336,7 +1292,6 @@
       <w:pPr>
         <w:pStyle w:val="FirstParagraph"/>
         <w:bidi/>
-        <w:jc w:val="right"/>
       </w:pPr>
       <w:r>
         <w:rPr>
@@ -1383,7 +1338,6 @@
             <w:pPr>
               <w:pStyle w:val="Compact"/>
               <w:bidi/>
-              <w:jc w:val="right"/>
             </w:pPr>
             <w:r>
               <w:rPr>
@@ -1399,7 +1353,6 @@
             <w:pPr>
               <w:pStyle w:val="Compact"/>
               <w:bidi/>
-              <w:jc w:val="right"/>
             </w:pPr>
             <w:r>
               <w:rPr>
@@ -1415,7 +1368,6 @@
             <w:pPr>
               <w:pStyle w:val="Compact"/>
               <w:bidi/>
-              <w:jc w:val="right"/>
             </w:pPr>
             <w:r>
               <w:rPr>
@@ -1431,7 +1383,6 @@
             <w:pPr>
               <w:pStyle w:val="Compact"/>
               <w:bidi/>
-              <w:jc w:val="right"/>
             </w:pPr>
             <w:r>
               <w:rPr>
@@ -1449,7 +1400,6 @@
             <w:pPr>
               <w:pStyle w:val="Compact"/>
               <w:bidi/>
-              <w:jc w:val="right"/>
             </w:pPr>
             <w:r>
               <w:rPr>
@@ -1465,7 +1415,6 @@
             <w:pPr>
               <w:pStyle w:val="Compact"/>
               <w:bidi/>
-              <w:jc w:val="right"/>
             </w:pPr>
             <w:r>
               <w:rPr>
@@ -1481,7 +1430,6 @@
             <w:pPr>
               <w:pStyle w:val="Compact"/>
               <w:bidi/>
-              <w:jc w:val="right"/>
             </w:pPr>
             <w:r>
               <w:rPr>
@@ -1497,7 +1445,6 @@
             <w:pPr>
               <w:pStyle w:val="Compact"/>
               <w:bidi/>
-              <w:jc w:val="right"/>
             </w:pPr>
             <w:r>
               <w:rPr>
@@ -1515,7 +1462,6 @@
             <w:pPr>
               <w:pStyle w:val="Compact"/>
               <w:bidi/>
-              <w:jc w:val="right"/>
             </w:pPr>
             <w:r>
               <w:rPr>
@@ -1531,7 +1477,6 @@
             <w:pPr>
               <w:pStyle w:val="Compact"/>
               <w:bidi/>
-              <w:jc w:val="right"/>
             </w:pPr>
             <w:r>
               <w:rPr>
@@ -1547,7 +1492,6 @@
             <w:pPr>
               <w:pStyle w:val="Compact"/>
               <w:bidi/>
-              <w:jc w:val="right"/>
             </w:pPr>
             <w:r>
               <w:rPr>
@@ -1563,7 +1507,6 @@
             <w:pPr>
               <w:pStyle w:val="Compact"/>
               <w:bidi/>
-              <w:jc w:val="right"/>
             </w:pPr>
             <w:r>
               <w:rPr>
@@ -1579,7 +1522,6 @@
       <w:pPr>
         <w:pStyle w:val="BodyText"/>
         <w:bidi/>
-        <w:jc w:val="right"/>
       </w:pPr>
       <w:r>
         <w:rPr>
@@ -1593,7 +1535,6 @@
       <w:pPr>
         <w:pStyle w:val="Heading2"/>
         <w:bidi/>
-        <w:jc w:val="right"/>
       </w:pPr>
       <w:r>
         <w:rPr>
@@ -1606,7 +1547,6 @@
       <w:pPr>
         <w:pStyle w:val="FirstParagraph"/>
         <w:bidi/>
-        <w:jc w:val="right"/>
       </w:pPr>
       <w:r>
         <w:rPr>
@@ -1652,7 +1592,6 @@
             <w:pPr>
               <w:pStyle w:val="Compact"/>
               <w:bidi/>
-              <w:jc w:val="right"/>
             </w:pPr>
             <w:r>
               <w:rPr>
@@ -1668,7 +1607,6 @@
             <w:pPr>
               <w:pStyle w:val="Compact"/>
               <w:bidi/>
-              <w:jc w:val="right"/>
             </w:pPr>
             <w:r>
               <w:rPr>
@@ -1684,7 +1622,6 @@
             <w:pPr>
               <w:pStyle w:val="Compact"/>
               <w:bidi/>
-              <w:jc w:val="right"/>
             </w:pPr>
             <w:r>
               <w:rPr>
@@ -1702,7 +1639,6 @@
             <w:pPr>
               <w:pStyle w:val="Compact"/>
               <w:bidi/>
-              <w:jc w:val="right"/>
             </w:pPr>
             <w:r>
               <w:rPr>
@@ -1718,7 +1654,6 @@
             <w:pPr>
               <w:pStyle w:val="Compact"/>
               <w:bidi/>
-              <w:jc w:val="right"/>
             </w:pPr>
             <w:r>
               <w:rPr>
@@ -1734,7 +1669,6 @@
             <w:pPr>
               <w:pStyle w:val="Compact"/>
               <w:bidi/>
-              <w:jc w:val="right"/>
             </w:pPr>
             <w:r>
               <w:rPr>
@@ -1752,7 +1686,6 @@
             <w:pPr>
               <w:pStyle w:val="Compact"/>
               <w:bidi/>
-              <w:jc w:val="right"/>
             </w:pPr>
             <w:r>
               <w:rPr>
@@ -1768,7 +1701,6 @@
             <w:pPr>
               <w:pStyle w:val="Compact"/>
               <w:bidi/>
-              <w:jc w:val="right"/>
             </w:pPr>
             <w:r>
               <w:rPr>
@@ -1784,7 +1716,6 @@
             <w:pPr>
               <w:pStyle w:val="Compact"/>
               <w:bidi/>
-              <w:jc w:val="right"/>
             </w:pPr>
             <w:r>
               <w:rPr>
@@ -1800,7 +1731,6 @@
       <w:pPr>
         <w:pStyle w:val="BodyText"/>
         <w:bidi/>
-        <w:jc w:val="right"/>
       </w:pPr>
       <w:r>
         <w:rPr>
@@ -1814,7 +1744,6 @@
       <w:pPr>
         <w:pStyle w:val="Heading2"/>
         <w:bidi/>
-        <w:jc w:val="right"/>
       </w:pPr>
       <w:r>
         <w:rPr>
@@ -1827,7 +1756,6 @@
       <w:pPr>
         <w:pStyle w:val="FirstParagraph"/>
         <w:bidi/>
-        <w:jc w:val="right"/>
       </w:pPr>
       <w:r>
         <w:rPr>
@@ -1854,7 +1782,6 @@
       <w:pPr>
         <w:pStyle w:val="BodyText"/>
         <w:bidi/>
-        <w:jc w:val="right"/>
       </w:pPr>
       <w:r>
         <w:rPr>
@@ -2014,7 +1941,6 @@
     <w:qFormat/>
     <w:pPr>
       <w:bidi/>
-      <w:jc w:val="right"/>
     </w:pPr>
     <w:rPr>
       <w:rtl/>
@@ -2028,7 +1954,6 @@
     <w:pPr>
       <w:spacing w:after="180" w:before="180"/>
       <w:bidi/>
-      <w:jc w:val="right"/>
     </w:pPr>
     <w:qFormat/>
     <w:rPr>
@@ -2043,7 +1968,6 @@
     <w:qFormat/>
     <w:pPr>
       <w:bidi/>
-      <w:jc w:val="right"/>
     </w:pPr>
     <w:rPr>
       <w:rtl/>
@@ -2057,7 +1981,6 @@
     <w:pPr>
       <w:spacing w:after="36" w:before="36"/>
       <w:bidi/>
-      <w:jc w:val="right"/>
     </w:pPr>
     <w:rPr>
       <w:rtl/>
@@ -2073,7 +1996,6 @@
       <w:keepNext/>
       <w:keepLines/>
       <w:spacing w:after="240" w:before="480"/>
-      <w:jc w:val="right"/>
       <w:bidi/>
     </w:pPr>
     <w:rPr>
@@ -2095,7 +2017,6 @@
       <w:keepNext/>
       <w:keepLines/>
       <w:spacing w:after="240" w:before="240"/>
-      <w:jc w:val="right"/>
       <w:bidi/>
     </w:pPr>
     <w:rPr>
@@ -2112,7 +2033,6 @@
     <w:pPr>
       <w:keepNext/>
       <w:keepLines/>
-      <w:jc w:val="right"/>
       <w:bidi/>
     </w:pPr>
     <w:rPr>
@@ -2127,7 +2047,6 @@
     <w:pPr>
       <w:keepNext/>
       <w:keepLines/>
-      <w:jc w:val="right"/>
       <w:bidi/>
     </w:pPr>
     <w:rPr>
@@ -2143,7 +2062,6 @@
     <w:pPr>
       <w:keepNext/>
       <w:keepLines/>
-      <w:jc w:val="right"/>
       <w:spacing w:after="0" w:before="300"/>
       <w:bidi/>
     </w:pPr>
@@ -2167,7 +2085,6 @@
       <w:keepLines/>
       <w:spacing w:after="300" w:before="100"/>
       <w:bidi/>
-      <w:jc w:val="right"/>
     </w:pPr>
     <w:rPr>
       <w:sz w:val="20"/>
@@ -2183,7 +2100,6 @@
     <w:qFormat/>
     <w:pPr>
       <w:bidi/>
-      <w:jc w:val="right"/>
     </w:pPr>
     <w:rPr>
       <w:rtl/>
@@ -2202,7 +2118,6 @@
       <w:spacing w:after="0" w:before="480"/>
       <w:outlineLvl w:val="0"/>
       <w:bidi/>
-      <w:jc w:val="right"/>
     </w:pPr>
     <w:rPr>
       <w:rFonts w:asciiTheme="majorHAnsi" w:cs="David" w:cstheme="majorBidi" w:eastAsiaTheme="majorEastAsia" w:hAnsiTheme="majorHAnsi"/>
@@ -2227,7 +2142,6 @@
       <w:spacing w:after="0" w:before="200"/>
       <w:outlineLvl w:val="1"/>
       <w:bidi/>
-      <w:jc w:val="right"/>
     </w:pPr>
     <w:rPr>
       <w:rFonts w:asciiTheme="majorHAnsi" w:cs="David" w:cstheme="majorBidi" w:eastAsiaTheme="majorEastAsia" w:hAnsiTheme="majorHAnsi"/>
@@ -2252,7 +2166,6 @@
       <w:spacing w:after="0" w:before="200"/>
       <w:outlineLvl w:val="2"/>
       <w:bidi/>
-      <w:jc w:val="right"/>
     </w:pPr>
     <w:rPr>
       <w:rFonts w:asciiTheme="majorHAnsi" w:cs="David" w:cstheme="majorBidi" w:eastAsiaTheme="majorEastAsia" w:hAnsiTheme="majorHAnsi"/>
@@ -2277,7 +2190,6 @@
       <w:spacing w:after="0" w:before="200"/>
       <w:outlineLvl w:val="3"/>
       <w:bidi/>
-      <w:jc w:val="right"/>
     </w:pPr>
     <w:rPr>
       <w:rFonts w:asciiTheme="majorHAnsi" w:cs="David" w:cstheme="majorBidi" w:eastAsiaTheme="majorEastAsia" w:hAnsiTheme="majorHAnsi"/>
@@ -2302,7 +2214,6 @@
       <w:spacing w:after="0" w:before="200"/>
       <w:outlineLvl w:val="4"/>
       <w:bidi/>
-      <w:jc w:val="right"/>
     </w:pPr>
     <w:rPr>
       <w:rFonts w:asciiTheme="majorHAnsi" w:cs="David" w:cstheme="majorBidi" w:eastAsiaTheme="majorEastAsia" w:hAnsiTheme="majorHAnsi"/>
@@ -2326,7 +2237,6 @@
       <w:spacing w:after="0" w:before="200"/>
       <w:outlineLvl w:val="5"/>
       <w:bidi/>
-      <w:jc w:val="right"/>
     </w:pPr>
     <w:rPr>
       <w:rFonts w:asciiTheme="majorHAnsi" w:cs="David" w:cstheme="majorBidi" w:eastAsiaTheme="majorEastAsia" w:hAnsiTheme="majorHAnsi"/>
@@ -2349,7 +2259,6 @@
       <w:spacing w:after="0" w:before="200"/>
       <w:outlineLvl w:val="6"/>
       <w:bidi/>
-      <w:jc w:val="right"/>
     </w:pPr>
     <w:rPr>
       <w:rFonts w:asciiTheme="majorHAnsi" w:cs="David" w:cstheme="majorBidi" w:eastAsiaTheme="majorEastAsia" w:hAnsiTheme="majorHAnsi"/>
@@ -2372,7 +2281,6 @@
       <w:spacing w:after="0" w:before="200"/>
       <w:outlineLvl w:val="7"/>
       <w:bidi/>
-      <w:jc w:val="right"/>
     </w:pPr>
     <w:rPr>
       <w:rFonts w:asciiTheme="majorHAnsi" w:cs="David" w:cstheme="majorBidi" w:eastAsiaTheme="majorEastAsia" w:hAnsiTheme="majorHAnsi"/>
@@ -2395,7 +2303,6 @@
       <w:spacing w:after="0" w:before="200"/>
       <w:outlineLvl w:val="8"/>
       <w:bidi/>
-      <w:jc w:val="right"/>
     </w:pPr>
     <w:rPr>
       <w:rFonts w:asciiTheme="majorHAnsi" w:cs="David" w:cstheme="majorBidi" w:eastAsiaTheme="majorEastAsia" w:hAnsiTheme="majorHAnsi"/>
@@ -2416,7 +2323,6 @@
       <w:spacing w:after="100" w:before="100"/>
       <w:ind w:firstLine="0" w:left="480" w:right="480"/>
       <w:bidi/>
-      <w:jc w:val="right"/>
     </w:pPr>
     <w:rPr>
       <w:rtl/>
@@ -2432,7 +2338,6 @@
     <w:qFormat/>
     <w:pPr>
       <w:bidi/>
-      <w:jc w:val="right"/>
     </w:pPr>
     <w:rPr>
       <w:rtl/>
@@ -2484,7 +2389,6 @@
       <w:keepLines/>
       <w:spacing w:after="0"/>
       <w:bidi/>
-      <w:jc w:val="right"/>
     </w:pPr>
     <w:rPr>
       <w:b/>
@@ -2497,7 +2401,6 @@
     <w:basedOn w:val="Normal"/>
     <w:pPr>
       <w:bidi/>
-      <w:jc w:val="right"/>
     </w:pPr>
     <w:rPr>
       <w:rtl/>
@@ -2511,7 +2414,6 @@
     <w:pPr>
       <w:spacing w:after="120" w:before="0"/>
       <w:bidi/>
-      <w:jc w:val="right"/>
     </w:pPr>
     <w:rPr>
       <w:i/>
@@ -2525,7 +2427,6 @@
     <w:pPr>
       <w:keepNext/>
       <w:bidi/>
-      <w:jc w:val="right"/>
     </w:pPr>
     <w:rPr>
       <w:rtl/>
@@ -2537,7 +2438,6 @@
     <w:basedOn w:val="Caption"/>
     <w:pPr>
       <w:bidi/>
-      <w:jc w:val="right"/>
     </w:pPr>
     <w:rPr>
       <w:rtl/>
@@ -2549,7 +2449,6 @@
     <w:basedOn w:val="Normal"/>
     <w:pPr>
       <w:bidi/>
-      <w:jc w:val="right"/>
     </w:pPr>
     <w:rPr>
       <w:rtl/>
@@ -2562,7 +2461,6 @@
     <w:pPr>
       <w:keepNext/>
       <w:bidi/>
-      <w:jc w:val="right"/>
     </w:pPr>
     <w:rPr>
       <w:rtl/>
@@ -2611,7 +2509,6 @@
       <w:spacing w:before="240" w:line="259" w:lineRule="auto"/>
       <w:outlineLvl w:val="9"/>
       <w:bidi/>
-      <w:jc w:val="right"/>
     </w:pPr>
     <w:rPr>
       <w:rFonts w:asciiTheme="majorHAnsi" w:cs="David" w:cstheme="majorBidi" w:eastAsiaTheme="majorEastAsia" w:hAnsiTheme="majorHAnsi"/>

--- a/dist/word/strategy-deck.docx
+++ b/dist/word/strategy-deck.docx
@@ -22,11 +22,9 @@
       </w:pPr>
       <w:r>
         <w:rPr>
-          <w:iCs/>
-          <w:i/>
-          <w:rtl/>
-        </w:rPr>
-        <w:t xml:space="preserve">הסבר כללי:</w:t>
+          <w:rtl/>
+        </w:rPr>
+        <w:t xml:space="preserve">זוהי הגרסה המוצגת לדירקטוריון של מסמך האסטרטגיה. כל</w:t>
       </w:r>
       <w:r>
         <w:rPr>
@@ -38,7 +36,19 @@
         <w:rPr>
           <w:rtl/>
         </w:rPr>
-        <w:t xml:space="preserve">זוהי הגרסה המוצגת לדירקטוריון של מסמך האסטרטגיה. כל</w:t>
+        <w:t xml:space="preserve">“</w:t>
+      </w:r>
+      <w:r>
+        <w:rPr>
+          <w:rtl/>
+        </w:rPr>
+        <w:t xml:space="preserve">שקופית</w:t>
+      </w:r>
+      <w:r>
+        <w:rPr>
+          <w:rtl/>
+        </w:rPr>
+        <w:t xml:space="preserve">”</w:t>
       </w:r>
       <w:r>
         <w:rPr>
@@ -50,43 +60,7 @@
         <w:rPr>
           <w:rtl/>
         </w:rPr>
-        <w:t xml:space="preserve">“</w:t>
-      </w:r>
-      <w:r>
-        <w:rPr>
-          <w:rtl/>
-        </w:rPr>
-        <w:t xml:space="preserve">שקופית</w:t>
-      </w:r>
-      <w:r>
-        <w:rPr>
-          <w:rtl/>
-        </w:rPr>
-        <w:t xml:space="preserve">”</w:t>
-      </w:r>
-      <w:r>
-        <w:rPr>
-          <w:rtl/>
-        </w:rPr>
-        <w:t xml:space="preserve"> </w:t>
-      </w:r>
-      <w:r>
-        <w:rPr>
-          <w:rtl/>
-        </w:rPr>
-        <w:t xml:space="preserve">היא נושא</w:t>
-      </w:r>
-      <w:r>
-        <w:rPr>
-          <w:rtl/>
-        </w:rPr>
-        <w:t xml:space="preserve"> </w:t>
-      </w:r>
-      <w:r>
-        <w:rPr>
-          <w:rtl/>
-        </w:rPr>
-        <w:t xml:space="preserve">אחד. שמרו על טקסט קצר וממוקד (כותרות + מספרים, לא פסקאות). מלאו את השדות בקו תחתון.</w:t>
+        <w:t xml:space="preserve">היא נושא אחד. שמרו על טקסט קצר וממוקד (כותרות + מספרים, לא פסקאות). מלאו את השדות בקו תחתון.</w:t>
       </w:r>
     </w:p>
     <w:p>
@@ -102,24 +76,24 @@
         </w:rPr>
         <w:t xml:space="preserve">שם החברה / Company</w:t>
       </w:r>
-      <w:r>
-        <w:rPr>
-          <w:rtl/>
-        </w:rPr>
-        <w:t xml:space="preserve"> </w:t>
-      </w:r>
-      <w:r>
-        <w:rPr>
-          <w:rtl/>
-        </w:rPr>
-        <w:t>— _______________________________________________________</w:t>
-      </w:r>
-      <w:r>
-        <w:rPr>
-          <w:rtl/>
-        </w:rPr>
-        <w:t xml:space="preserve"> </w:t>
-      </w:r>
+    </w:p>
+    <w:p>
+      <w:pPr>
+        <w:pStyle w:val="BodyText"/>
+        <w:bidi/>
+      </w:pPr>
+      <w:r>
+        <w:rPr>
+          <w:rtl/>
+        </w:rPr>
+        <w:t>_______________________________________________________</w:t>
+      </w:r>
+    </w:p>
+    <w:p>
+      <w:pPr>
+        <w:pStyle w:val="BodyText"/>
+        <w:bidi/>
+      </w:pPr>
       <w:r>
         <w:rPr>
           <w:bCs/>
@@ -128,24 +102,24 @@
         </w:rPr>
         <w:t xml:space="preserve">טווח / Horizon</w:t>
       </w:r>
-      <w:r>
-        <w:rPr>
-          <w:rtl/>
-        </w:rPr>
-        <w:t xml:space="preserve"> </w:t>
-      </w:r>
-      <w:r>
-        <w:rPr>
-          <w:rtl/>
-        </w:rPr>
-        <w:t>— _______________________________________________________</w:t>
-      </w:r>
-      <w:r>
-        <w:rPr>
-          <w:rtl/>
-        </w:rPr>
-        <w:t xml:space="preserve"> </w:t>
-      </w:r>
+    </w:p>
+    <w:p>
+      <w:pPr>
+        <w:pStyle w:val="BodyText"/>
+        <w:bidi/>
+      </w:pPr>
+      <w:r>
+        <w:rPr>
+          <w:rtl/>
+        </w:rPr>
+        <w:t>_______________________________________________________</w:t>
+      </w:r>
+    </w:p>
+    <w:p>
+      <w:pPr>
+        <w:pStyle w:val="BodyText"/>
+        <w:bidi/>
+      </w:pPr>
       <w:r>
         <w:rPr>
           <w:bCs/>
@@ -226,94 +200,74 @@
       </w:pPr>
       <w:r>
         <w:rPr>
-          <w:iCs/>
-          <w:i/>
-          <w:rtl/>
-        </w:rPr>
-        <w:t xml:space="preserve">מה למלא:</w:t>
-      </w:r>
-      <w:r>
-        <w:rPr>
-          <w:rtl/>
-        </w:rPr>
-        <w:t xml:space="preserve"> </w:t>
-      </w:r>
-      <w:r>
-        <w:rPr>
-          <w:rtl/>
-        </w:rPr>
-        <w:t xml:space="preserve">שם החברה, כותרת התכנית, טווח השנים, תאריך, ומשפט יעד-על אחד (לדוגמה יעד</w:t>
-      </w:r>
-      <w:r>
-        <w:rPr>
-          <w:rtl/>
-        </w:rPr>
-        <w:t xml:space="preserve"> </w:t>
-      </w:r>
-      <w:r>
-        <w:rPr>
-          <w:rtl/>
-        </w:rPr>
-        <w:t xml:space="preserve">NOI או יעד שווי שוק).</w:t>
-      </w:r>
-    </w:p>
-    <w:p>
-      <w:pPr>
-        <w:pStyle w:val="BodyText"/>
-        <w:bidi/>
-      </w:pPr>
-      <w:r>
-        <w:rPr>
-          <w:rtl/>
-        </w:rPr>
-        <w:t xml:space="preserve">כותרת התכנית / Plan title:</w:t>
-      </w:r>
-      <w:r>
-        <w:rPr>
-          <w:rtl/>
-        </w:rPr>
-        <w:t xml:space="preserve"> </w:t>
-      </w:r>
+          <w:rtl/>
+        </w:rPr>
+        <w:t xml:space="preserve">מה למלא: שם החברה, כותרת התכנית, טווח השנים, תאריך, ומשפט יעד-על אחד (לדוגמה יעד NOI או יעד שווי שוק).</w:t>
+      </w:r>
+    </w:p>
+    <w:p>
+      <w:pPr>
+        <w:pStyle w:val="BodyText"/>
+        <w:bidi/>
+      </w:pPr>
+      <w:r>
+        <w:rPr>
+          <w:bCs/>
+          <w:b/>
+          <w:rtl/>
+        </w:rPr>
+        <w:t xml:space="preserve">כותרת התכנית / Plan title</w:t>
+      </w:r>
+    </w:p>
+    <w:p>
+      <w:pPr>
+        <w:pStyle w:val="BodyText"/>
+        <w:bidi/>
+      </w:pPr>
       <w:r>
         <w:rPr>
           <w:rtl/>
         </w:rPr>
         <w:t>_______________________________________________________</w:t>
       </w:r>
-      <w:r>
-        <w:rPr>
-          <w:rtl/>
-        </w:rPr>
-        <w:t xml:space="preserve"> </w:t>
-      </w:r>
-      <w:r>
-        <w:rPr>
-          <w:rtl/>
-        </w:rPr>
-        <w:t xml:space="preserve">יעד-על / Headline target:</w:t>
-      </w:r>
-      <w:r>
-        <w:rPr>
-          <w:rtl/>
-        </w:rPr>
-        <w:t xml:space="preserve"> </w:t>
-      </w:r>
+    </w:p>
+    <w:p>
+      <w:pPr>
+        <w:pStyle w:val="BodyText"/>
+        <w:bidi/>
+      </w:pPr>
+      <w:r>
+        <w:rPr>
+          <w:bCs/>
+          <w:b/>
+          <w:rtl/>
+        </w:rPr>
+        <w:t xml:space="preserve">יעד-על / Headline target</w:t>
+      </w:r>
+    </w:p>
+    <w:p>
+      <w:pPr>
+        <w:pStyle w:val="BodyText"/>
+        <w:bidi/>
+      </w:pPr>
       <w:r>
         <w:rPr>
           <w:rtl/>
         </w:rPr>
         <w:t>_______________________________________________________</w:t>
       </w:r>
-      <w:r>
-        <w:rPr>
-          <w:rtl/>
-        </w:rPr>
-        <w:t xml:space="preserve"> </w:t>
-      </w:r>
-      <w:r>
-        <w:rPr>
-          <w:rtl/>
-        </w:rPr>
+    </w:p>
+    <w:p>
+      <w:pPr>
+        <w:bidi/>
+      </w:pPr>
+      <w:r>
+        <w:rPr>
+          <w:rtl/>
+        </w:rPr>
+        <w:pict>
+          <v:rect style="width:0;height:1.5pt" o:hralign="center" o:hrstd="t" o:hr="t"/>
+        </w:pict>
       </w:r>
     </w:p>
     <w:bookmarkEnd w:id="20"/>
@@ -337,70 +291,34 @@
       </w:pPr>
       <w:r>
         <w:rPr>
-          <w:iCs/>
-          <w:i/>
-          <w:rtl/>
-        </w:rPr>
-        <w:t xml:space="preserve">מה למלא:</w:t>
-      </w:r>
-      <w:r>
-        <w:rPr>
-          <w:rtl/>
-        </w:rPr>
-        <w:t xml:space="preserve"> </w:t>
-      </w:r>
-      <w:r>
-        <w:rPr>
-          <w:rtl/>
-        </w:rPr>
-        <w:t xml:space="preserve">רשימת הפרקים של הסיפור האסטרטגי (עד ~10 פרקים). אפשר להשתמש ברשימה</w:t>
-      </w:r>
-      <w:r>
-        <w:rPr>
-          <w:rtl/>
-        </w:rPr>
-        <w:t xml:space="preserve"> </w:t>
-      </w:r>
-      <w:r>
-        <w:rPr>
-          <w:rtl/>
-        </w:rPr>
-        <w:t xml:space="preserve">המוצעת כאן או להתאים.</w:t>
-      </w:r>
-    </w:p>
-    <w:p>
-      <w:pPr>
-        <w:pStyle w:val="BodyText"/>
-        <w:bidi/>
-      </w:pPr>
-      <w:r>
-        <w:rPr>
-          <w:rtl/>
-        </w:rPr>
-        <w:t xml:space="preserve">מבנה מוצע: תקציר מנהלים · מי אנחנו · האבחנה האסטרטגית · עקרון המיקוד · צירים</w:t>
-      </w:r>
-      <w:r>
-        <w:rPr>
-          <w:rtl/>
-        </w:rPr>
-        <w:t xml:space="preserve"> </w:t>
-      </w:r>
-      <w:r>
-        <w:rPr>
-          <w:rtl/>
-        </w:rPr>
-        <w:t xml:space="preserve">אסטרטגיים · ניהול בסיס התזרים · סדרי עדיפויות · יעדים ומדדים · ניהול סיכונים · סיכום</w:t>
-      </w:r>
-      <w:r>
-        <w:rPr>
-          <w:rtl/>
-        </w:rPr>
-        <w:t xml:space="preserve"> </w:t>
-      </w:r>
-      <w:r>
-        <w:rPr>
-          <w:rtl/>
-        </w:rPr>
+          <w:rtl/>
+        </w:rPr>
+        <w:t xml:space="preserve">מה למלא: רשימת הפרקים של הסיפור האסטרטגי (עד ~10 פרקים).</w:t>
+      </w:r>
+    </w:p>
+    <w:p>
+      <w:pPr>
+        <w:pStyle w:val="BodyText"/>
+        <w:bidi/>
+      </w:pPr>
+      <w:r>
+        <w:rPr>
+          <w:rtl/>
+        </w:rPr>
+        <w:t xml:space="preserve">מבנה מוצע: תקציר מנהלים · מי אנחנו · האבחנה האסטרטגית · עקרון המיקוד · צירים אסטרטגיים · ניהול בסיס התזרים · סדרי עדיפויות · יעדים ומדדים · ניהול סיכונים · סיכום</w:t>
+      </w:r>
+    </w:p>
+    <w:p>
+      <w:pPr>
+        <w:bidi/>
+      </w:pPr>
+      <w:r>
+        <w:rPr>
+          <w:rtl/>
+        </w:rPr>
+        <w:pict>
+          <v:rect style="width:0;height:1.5pt" o:hralign="center" o:hrstd="t" o:hr="t"/>
+        </w:pict>
       </w:r>
     </w:p>
     <w:bookmarkEnd w:id="21"/>
@@ -424,35 +342,9 @@
       </w:pPr>
       <w:r>
         <w:rPr>
-          <w:iCs/>
-          <w:i/>
-          <w:rtl/>
-        </w:rPr>
-        <w:t xml:space="preserve">מה למלא:</w:t>
-      </w:r>
-      <w:r>
-        <w:rPr>
-          <w:rtl/>
-        </w:rPr>
-        <w:t xml:space="preserve"> </w:t>
-      </w:r>
-      <w:r>
-        <w:rPr>
-          <w:rtl/>
-        </w:rPr>
-        <w:t xml:space="preserve">נקודת המוצא והאמירה האסטרטגית המרכזית, ב-3–5 נקודות: היכן ניצבת החברה,</w:t>
-      </w:r>
-      <w:r>
-        <w:rPr>
-          <w:rtl/>
-        </w:rPr>
-        <w:t xml:space="preserve"> </w:t>
-      </w:r>
-      <w:r>
-        <w:rPr>
-          <w:rtl/>
-        </w:rPr>
-        <w:t xml:space="preserve">מהו הפער המרכזי, ומהי האמירה / המעבר הנדרש.</w:t>
+          <w:rtl/>
+        </w:rPr>
+        <w:t xml:space="preserve">מה למלא: נקודת המוצא והאמירה האסטרטגית המרכזית, ב-3–5 נקודות: היכן ניצבת החברה, מהו הפער המרכזי, ומהי האמירה / המעבר הנדרש.</w:t>
       </w:r>
     </w:p>
     <w:p>
@@ -466,40 +358,42 @@
         </w:rPr>
         <w:t>_______________________________________________________</w:t>
       </w:r>
-      <w:r>
-        <w:rPr>
-          <w:rtl/>
-        </w:rPr>
-        <w:t xml:space="preserve"> </w:t>
-      </w:r>
+    </w:p>
+    <w:p>
+      <w:pPr>
+        <w:pStyle w:val="BodyText"/>
+        <w:bidi/>
+      </w:pPr>
       <w:r>
         <w:rPr>
           <w:rtl/>
         </w:rPr>
         <w:t>_______________________________________________________</w:t>
       </w:r>
-      <w:r>
-        <w:rPr>
-          <w:rtl/>
-        </w:rPr>
-        <w:t xml:space="preserve"> </w:t>
-      </w:r>
+    </w:p>
+    <w:p>
+      <w:pPr>
+        <w:pStyle w:val="BodyText"/>
+        <w:bidi/>
+      </w:pPr>
       <w:r>
         <w:rPr>
           <w:rtl/>
         </w:rPr>
         <w:t>_______________________________________________________</w:t>
       </w:r>
-      <w:r>
-        <w:rPr>
-          <w:rtl/>
-        </w:rPr>
-        <w:t xml:space="preserve"> </w:t>
-      </w:r>
-      <w:r>
-        <w:rPr>
-          <w:rtl/>
-        </w:rPr>
+    </w:p>
+    <w:p>
+      <w:pPr>
+        <w:bidi/>
+      </w:pPr>
+      <w:r>
+        <w:rPr>
+          <w:rtl/>
+        </w:rPr>
+        <w:pict>
+          <v:rect style="width:0;height:1.5pt" o:hralign="center" o:hrstd="t" o:hr="t"/>
+        </w:pict>
       </w:r>
     </w:p>
     <w:bookmarkEnd w:id="22"/>
@@ -523,35 +417,9 @@
       </w:pPr>
       <w:r>
         <w:rPr>
-          <w:iCs/>
-          <w:i/>
-          <w:rtl/>
-        </w:rPr>
-        <w:t xml:space="preserve">מה למלא:</w:t>
-      </w:r>
-      <w:r>
-        <w:rPr>
-          <w:rtl/>
-        </w:rPr>
-        <w:t xml:space="preserve"> </w:t>
-      </w:r>
-      <w:r>
-        <w:rPr>
-          <w:rtl/>
-        </w:rPr>
-        <w:t xml:space="preserve">תמונת מצב מתומצתת — פורטפוליו, פעילויות ומצב פיננסי. מלאו את הטבלה ואת</w:t>
-      </w:r>
-      <w:r>
-        <w:rPr>
-          <w:rtl/>
-        </w:rPr>
-        <w:t xml:space="preserve"> </w:t>
-      </w:r>
-      <w:r>
-        <w:rPr>
-          <w:rtl/>
-        </w:rPr>
-        <w:t xml:space="preserve">שורת הסיכום הפיננסי.</w:t>
+          <w:rtl/>
+        </w:rPr>
+        <w:t xml:space="preserve">מה למלא: תמונת מצב מתומצתת — פורטפוליו ומצב פיננסי. מלאו את הטבלה ואת שורת הסיכום הפיננסי.</w:t>
       </w:r>
     </w:p>
     <w:tbl>
@@ -578,6 +446,7 @@
             <w:pPr>
               <w:pStyle w:val="Compact"/>
               <w:bidi/>
+              <w:jc w:val="center"/>
             </w:pPr>
             <w:r>
               <w:rPr>
@@ -593,6 +462,7 @@
             <w:pPr>
               <w:pStyle w:val="Compact"/>
               <w:bidi/>
+              <w:jc w:val="center"/>
             </w:pPr>
             <w:r>
               <w:rPr>
@@ -608,6 +478,7 @@
             <w:pPr>
               <w:pStyle w:val="Compact"/>
               <w:bidi/>
+              <w:jc w:val="center"/>
             </w:pPr>
             <w:r>
               <w:rPr>
@@ -623,6 +494,7 @@
             <w:pPr>
               <w:pStyle w:val="Compact"/>
               <w:bidi/>
+              <w:jc w:val="center"/>
             </w:pPr>
             <w:r>
               <w:rPr>
@@ -765,32 +637,36 @@
       </w:pPr>
       <w:r>
         <w:rPr>
-          <w:rtl/>
-        </w:rPr>
-        <w:t xml:space="preserve">סיכום פיננסי (הכנסות · NOI · הון עצמי · מינוף) / Financial snapshot:</w:t>
-      </w:r>
-      <w:r>
-        <w:rPr>
-          <w:rtl/>
-        </w:rPr>
-        <w:t xml:space="preserve"> </w:t>
-      </w:r>
+          <w:bCs/>
+          <w:b/>
+          <w:rtl/>
+        </w:rPr>
+        <w:t xml:space="preserve">סיכום פיננסי (הכנסות · NOI · הון עצמי · מינוף) / Financial snapshot</w:t>
+      </w:r>
+    </w:p>
+    <w:p>
+      <w:pPr>
+        <w:pStyle w:val="BodyText"/>
+        <w:bidi/>
+      </w:pPr>
       <w:r>
         <w:rPr>
           <w:rtl/>
         </w:rPr>
         <w:t>_______________________________________________________</w:t>
       </w:r>
-      <w:r>
-        <w:rPr>
-          <w:rtl/>
-        </w:rPr>
-        <w:t xml:space="preserve"> </w:t>
-      </w:r>
-      <w:r>
-        <w:rPr>
-          <w:rtl/>
-        </w:rPr>
+    </w:p>
+    <w:p>
+      <w:pPr>
+        <w:bidi/>
+      </w:pPr>
+      <w:r>
+        <w:rPr>
+          <w:rtl/>
+        </w:rPr>
+        <w:pict>
+          <v:rect style="width:0;height:1.5pt" o:hralign="center" o:hrstd="t" o:hr="t"/>
+        </w:pict>
       </w:r>
     </w:p>
     <w:bookmarkEnd w:id="23"/>
@@ -814,35 +690,9 @@
       </w:pPr>
       <w:r>
         <w:rPr>
-          <w:iCs/>
-          <w:i/>
-          <w:rtl/>
-        </w:rPr>
-        <w:t xml:space="preserve">מה למלא:</w:t>
-      </w:r>
-      <w:r>
-        <w:rPr>
-          <w:rtl/>
-        </w:rPr>
-        <w:t xml:space="preserve"> </w:t>
-      </w:r>
-      <w:r>
-        <w:rPr>
-          <w:rtl/>
-        </w:rPr>
-        <w:t xml:space="preserve">היכן ניצבת החברה ביחס לשוק ומהו הפער המדויק, ב-3–4 נקודות חדות. השוו</w:t>
-      </w:r>
-      <w:r>
-        <w:rPr>
-          <w:rtl/>
-        </w:rPr>
-        <w:t xml:space="preserve"> </w:t>
-      </w:r>
-      <w:r>
-        <w:rPr>
-          <w:rtl/>
-        </w:rPr>
-        <w:t xml:space="preserve">למתחרים בעלי שם.</w:t>
+          <w:rtl/>
+        </w:rPr>
+        <w:t xml:space="preserve">מה למלא: היכן ניצבת החברה ביחס לשוק ומהו הפער המדויק, ב-3–4 נקודות חדות. השוו למתחרים בעלי שם.</w:t>
       </w:r>
     </w:p>
     <w:p>
@@ -856,28 +706,30 @@
         </w:rPr>
         <w:t>_______________________________________________________</w:t>
       </w:r>
-      <w:r>
-        <w:rPr>
-          <w:rtl/>
-        </w:rPr>
-        <w:t xml:space="preserve"> </w:t>
-      </w:r>
+    </w:p>
+    <w:p>
+      <w:pPr>
+        <w:pStyle w:val="BodyText"/>
+        <w:bidi/>
+      </w:pPr>
       <w:r>
         <w:rPr>
           <w:rtl/>
         </w:rPr>
         <w:t>_______________________________________________________</w:t>
       </w:r>
-      <w:r>
-        <w:rPr>
-          <w:rtl/>
-        </w:rPr>
-        <w:t xml:space="preserve"> </w:t>
-      </w:r>
-      <w:r>
-        <w:rPr>
-          <w:rtl/>
-        </w:rPr>
+    </w:p>
+    <w:p>
+      <w:pPr>
+        <w:bidi/>
+      </w:pPr>
+      <w:r>
+        <w:rPr>
+          <w:rtl/>
+        </w:rPr>
+        <w:pict>
+          <v:rect style="width:0;height:1.5pt" o:hralign="center" o:hrstd="t" o:hr="t"/>
+        </w:pict>
       </w:r>
     </w:p>
     <w:bookmarkEnd w:id="24"/>
@@ -901,58 +753,60 @@
       </w:pPr>
       <w:r>
         <w:rPr>
-          <w:iCs/>
-          <w:i/>
-          <w:rtl/>
-        </w:rPr>
-        <w:t xml:space="preserve">מה למלא:</w:t>
-      </w:r>
-      <w:r>
-        <w:rPr>
-          <w:rtl/>
-        </w:rPr>
-        <w:t xml:space="preserve"> </w:t>
-      </w:r>
-      <w:r>
-        <w:rPr>
-          <w:rtl/>
-        </w:rPr>
-        <w:t xml:space="preserve">ממה החברה תימנע (הוויתורים האסטרטגיים), ולצד כל ויתור — הסיבה בקצרה.</w:t>
-      </w:r>
-    </w:p>
-    <w:p>
-      <w:pPr>
-        <w:pStyle w:val="BodyText"/>
-        <w:bidi/>
-      </w:pPr>
-      <w:r>
-        <w:rPr>
-          <w:rtl/>
-        </w:rPr>
-        <w:t>לא נעשה / We will not: _______________________________________________________ — סיבה: _______________________________________________________</w:t>
-      </w:r>
-      <w:r>
-        <w:rPr>
-          <w:rtl/>
-        </w:rPr>
-        <w:t xml:space="preserve"> </w:t>
-      </w:r>
-      <w:r>
-        <w:rPr>
-          <w:rtl/>
-        </w:rPr>
-        <w:t>לא נעשה / We will not: _______________________________________________________ — סיבה: _______________________________________________________</w:t>
-      </w:r>
-      <w:r>
-        <w:rPr>
-          <w:rtl/>
-        </w:rPr>
-        <w:t xml:space="preserve"> </w:t>
-      </w:r>
-      <w:r>
-        <w:rPr>
-          <w:rtl/>
-        </w:rPr>
+          <w:rtl/>
+        </w:rPr>
+        <w:t xml:space="preserve">מה למלא: ממה החברה תימנע (הוויתורים האסטרטגיים), ולצד כל ויתור — הסיבה בקצרה.</w:t>
+      </w:r>
+    </w:p>
+    <w:p>
+      <w:pPr>
+        <w:pStyle w:val="BodyText"/>
+        <w:bidi/>
+      </w:pPr>
+      <w:r>
+        <w:rPr>
+          <w:bCs/>
+          <w:b/>
+          <w:rtl/>
+        </w:rPr>
+        <w:t xml:space="preserve">לא נעשה / We will not — סיבה / Reason</w:t>
+      </w:r>
+    </w:p>
+    <w:p>
+      <w:pPr>
+        <w:pStyle w:val="BodyText"/>
+        <w:bidi/>
+      </w:pPr>
+      <w:r>
+        <w:rPr>
+          <w:rtl/>
+        </w:rPr>
+        <w:t>_______________________________________________________</w:t>
+      </w:r>
+    </w:p>
+    <w:p>
+      <w:pPr>
+        <w:pStyle w:val="BodyText"/>
+        <w:bidi/>
+      </w:pPr>
+      <w:r>
+        <w:rPr>
+          <w:rtl/>
+        </w:rPr>
+        <w:t>_______________________________________________________</w:t>
+      </w:r>
+    </w:p>
+    <w:p>
+      <w:pPr>
+        <w:bidi/>
+      </w:pPr>
+      <w:r>
+        <w:rPr>
+          <w:rtl/>
+        </w:rPr>
+        <w:pict>
+          <v:rect style="width:0;height:1.5pt" o:hralign="center" o:hrstd="t" o:hr="t"/>
+        </w:pict>
       </w:r>
     </w:p>
     <w:bookmarkEnd w:id="25"/>
@@ -976,140 +830,100 @@
       </w:pPr>
       <w:r>
         <w:rPr>
-          <w:iCs/>
-          <w:i/>
-          <w:rtl/>
-        </w:rPr>
-        <w:t xml:space="preserve">מה למלא:</w:t>
-      </w:r>
-      <w:r>
-        <w:rPr>
-          <w:rtl/>
-        </w:rPr>
-        <w:t xml:space="preserve"> </w:t>
-      </w:r>
-      <w:r>
-        <w:rPr>
-          <w:rtl/>
-        </w:rPr>
-        <w:t xml:space="preserve">מנועי הצמיחה. לכל ציר — ההזדמנות ונתיב הכניסה בקצרה. אפשר שקופית נפרדת</w:t>
-      </w:r>
-      <w:r>
-        <w:rPr>
-          <w:rtl/>
-        </w:rPr>
-        <w:t xml:space="preserve"> </w:t>
-      </w:r>
-      <w:r>
-        <w:rPr>
-          <w:rtl/>
-        </w:rPr>
-        <w:t xml:space="preserve">לכל ציר.</w:t>
-      </w:r>
-    </w:p>
-    <w:p>
-      <w:pPr>
-        <w:pStyle w:val="BodyText"/>
-        <w:bidi/>
-      </w:pPr>
-      <w:r>
-        <w:rPr>
-          <w:rtl/>
-        </w:rPr>
-        <w:t>ציר 1 / Axis 1: _______________________________________________________</w:t>
-      </w:r>
-      <w:r>
-        <w:rPr>
-          <w:rtl/>
-        </w:rPr>
-        <w:t xml:space="preserve"> </w:t>
-      </w:r>
-      <w:r>
-        <w:rPr>
-          <w:rtl/>
-        </w:rPr>
-        <w:t>הזדמנות + נתיב כניסה: _______________________________________________________</w:t>
-      </w:r>
-      <w:r>
-        <w:rPr>
-          <w:rtl/>
-        </w:rPr>
-        <w:t xml:space="preserve"> </w:t>
-      </w:r>
-      <w:r>
-        <w:rPr>
-          <w:rtl/>
-        </w:rPr>
-      </w:r>
-      <w:r>
-        <w:rPr>
-          <w:rtl/>
-        </w:rPr>
-        <w:t xml:space="preserve"> </w:t>
-      </w:r>
-      <w:r>
-        <w:rPr>
-          <w:rtl/>
-        </w:rPr>
-        <w:t>ציר 2 / Axis 2: _______________________________________________________</w:t>
-      </w:r>
-      <w:r>
-        <w:rPr>
-          <w:rtl/>
-        </w:rPr>
-        <w:t xml:space="preserve"> </w:t>
-      </w:r>
-      <w:r>
-        <w:rPr>
-          <w:rtl/>
-        </w:rPr>
-        <w:t>הזדמנות + נתיב כניסה: _______________________________________________________</w:t>
-      </w:r>
-      <w:r>
-        <w:rPr>
-          <w:rtl/>
-        </w:rPr>
-        <w:t xml:space="preserve"> </w:t>
-      </w:r>
-      <w:r>
-        <w:rPr>
-          <w:rtl/>
-        </w:rPr>
-      </w:r>
-      <w:r>
-        <w:rPr>
-          <w:rtl/>
-        </w:rPr>
-        <w:t xml:space="preserve"> </w:t>
-      </w:r>
-      <w:r>
-        <w:rPr>
-          <w:rtl/>
-        </w:rPr>
-        <w:t>ציר 3 / Axis 3: _______________________________________________________</w:t>
-      </w:r>
-      <w:r>
-        <w:rPr>
-          <w:rtl/>
-        </w:rPr>
-        <w:t xml:space="preserve"> </w:t>
-      </w:r>
-      <w:r>
-        <w:rPr>
-          <w:rtl/>
-        </w:rPr>
-        <w:t>הזדמנות + נתיב כניסה: _______________________________________________________</w:t>
-      </w:r>
-      <w:r>
-        <w:rPr>
-          <w:rtl/>
-        </w:rPr>
-        <w:t xml:space="preserve"> </w:t>
-      </w:r>
-      <w:r>
-        <w:rPr>
-          <w:rtl/>
-        </w:rPr>
+          <w:rtl/>
+        </w:rPr>
+        <w:t xml:space="preserve">מה למלא: מנועי הצמיחה. לכל ציר — ההזדמנות ונתיב הכניסה בקצרה.</w:t>
+      </w:r>
+    </w:p>
+    <w:p>
+      <w:pPr>
+        <w:pStyle w:val="BodyText"/>
+        <w:bidi/>
+      </w:pPr>
+      <w:r>
+        <w:rPr>
+          <w:bCs/>
+          <w:b/>
+          <w:rtl/>
+        </w:rPr>
+        <w:t xml:space="preserve">ציר 1 / Axis 1 — הזדמנות + נתיב כניסה</w:t>
+      </w:r>
+    </w:p>
+    <w:p>
+      <w:pPr>
+        <w:pStyle w:val="BodyText"/>
+        <w:bidi/>
+      </w:pPr>
+      <w:r>
+        <w:rPr>
+          <w:rtl/>
+        </w:rPr>
+        <w:t>_______________________________________________________</w:t>
+      </w:r>
+    </w:p>
+    <w:p>
+      <w:pPr>
+        <w:pStyle w:val="BodyText"/>
+        <w:bidi/>
+      </w:pPr>
+      <w:r>
+        <w:rPr>
+          <w:bCs/>
+          <w:b/>
+          <w:rtl/>
+        </w:rPr>
+        <w:t xml:space="preserve">ציר 2 / Axis 2 — הזדמנות + נתיב כניסה</w:t>
+      </w:r>
+    </w:p>
+    <w:p>
+      <w:pPr>
+        <w:pStyle w:val="BodyText"/>
+        <w:bidi/>
+      </w:pPr>
+      <w:r>
+        <w:rPr>
+          <w:rtl/>
+        </w:rPr>
+        <w:t>_______________________________________________________</w:t>
+      </w:r>
+    </w:p>
+    <w:p>
+      <w:pPr>
+        <w:pStyle w:val="BodyText"/>
+        <w:bidi/>
+      </w:pPr>
+      <w:r>
+        <w:rPr>
+          <w:bCs/>
+          <w:b/>
+          <w:rtl/>
+        </w:rPr>
+        <w:t xml:space="preserve">ציר 3 / Axis 3 — הזדמנות + נתיב כניסה</w:t>
+      </w:r>
+    </w:p>
+    <w:p>
+      <w:pPr>
+        <w:pStyle w:val="BodyText"/>
+        <w:bidi/>
+      </w:pPr>
+      <w:r>
+        <w:rPr>
+          <w:rtl/>
+        </w:rPr>
+        <w:t>_______________________________________________________</w:t>
+      </w:r>
+    </w:p>
+    <w:p>
+      <w:pPr>
+        <w:bidi/>
+      </w:pPr>
+      <w:r>
+        <w:rPr>
+          <w:rtl/>
+        </w:rPr>
+        <w:pict>
+          <v:rect style="width:0;height:1.5pt" o:hralign="center" o:hrstd="t" o:hr="t"/>
+        </w:pict>
       </w:r>
     </w:p>
     <w:bookmarkEnd w:id="26"/>
@@ -1133,23 +947,9 @@
       </w:pPr>
       <w:r>
         <w:rPr>
-          <w:iCs/>
-          <w:i/>
-          <w:rtl/>
-        </w:rPr>
-        <w:t xml:space="preserve">מה למלא:</w:t>
-      </w:r>
-      <w:r>
-        <w:rPr>
-          <w:rtl/>
-        </w:rPr>
-        <w:t xml:space="preserve"> </w:t>
-      </w:r>
-      <w:r>
-        <w:rPr>
-          <w:rtl/>
-        </w:rPr>
-        <w:t xml:space="preserve">כיצד מנוהל הבסיס הקיים כדי לממן את הצמיחה. לכל תחום מהותי — סטטוס ופעולה.</w:t>
+          <w:rtl/>
+        </w:rPr>
+        <w:t xml:space="preserve">מה למלא: כיצד מנוהל הבסיס הקיים כדי לממן את הצמיחה. לכל תחום מהותי — סטטוס ופעולה.</w:t>
       </w:r>
     </w:p>
     <w:p>
@@ -1163,28 +963,30 @@
         </w:rPr>
         <w:t>_______________________________________________________</w:t>
       </w:r>
-      <w:r>
-        <w:rPr>
-          <w:rtl/>
-        </w:rPr>
-        <w:t xml:space="preserve"> </w:t>
-      </w:r>
+    </w:p>
+    <w:p>
+      <w:pPr>
+        <w:pStyle w:val="BodyText"/>
+        <w:bidi/>
+      </w:pPr>
       <w:r>
         <w:rPr>
           <w:rtl/>
         </w:rPr>
         <w:t>_______________________________________________________</w:t>
       </w:r>
-      <w:r>
-        <w:rPr>
-          <w:rtl/>
-        </w:rPr>
-        <w:t xml:space="preserve"> </w:t>
-      </w:r>
-      <w:r>
-        <w:rPr>
-          <w:rtl/>
-        </w:rPr>
+    </w:p>
+    <w:p>
+      <w:pPr>
+        <w:bidi/>
+      </w:pPr>
+      <w:r>
+        <w:rPr>
+          <w:rtl/>
+        </w:rPr>
+        <w:pict>
+          <v:rect style="width:0;height:1.5pt" o:hralign="center" o:hrstd="t" o:hr="t"/>
+        </w:pict>
       </w:r>
     </w:p>
     <w:bookmarkEnd w:id="27"/>
@@ -1208,70 +1010,60 @@
       </w:pPr>
       <w:r>
         <w:rPr>
-          <w:iCs/>
-          <w:i/>
-          <w:rtl/>
-        </w:rPr>
-        <w:t xml:space="preserve">מה למלא:</w:t>
-      </w:r>
-      <w:r>
-        <w:rPr>
-          <w:rtl/>
-        </w:rPr>
-        <w:t xml:space="preserve"> </w:t>
-      </w:r>
-      <w:r>
-        <w:rPr>
-          <w:rtl/>
-        </w:rPr>
-        <w:t xml:space="preserve">מהלכי שנת ההפעלה הראשונה — מה קורה קודם, מי הבעלים, ועד מתי.</w:t>
-      </w:r>
-    </w:p>
-    <w:p>
-      <w:pPr>
-        <w:pStyle w:val="BodyText"/>
-        <w:bidi/>
-      </w:pPr>
-      <w:r>
-        <w:rPr>
-          <w:rtl/>
-        </w:rPr>
-        <w:t xml:space="preserve">עדיפות / Priority — בעלים — עד מתי:</w:t>
-      </w:r>
-      <w:r>
-        <w:rPr>
-          <w:rtl/>
-        </w:rPr>
-        <w:t xml:space="preserve"> </w:t>
-      </w:r>
+          <w:rtl/>
+        </w:rPr>
+        <w:t xml:space="preserve">מה למלא: מהלכי שנת ההפעלה הראשונה — מה קורה קודם, מי הבעלים, ועד מתי.</w:t>
+      </w:r>
+    </w:p>
+    <w:p>
+      <w:pPr>
+        <w:pStyle w:val="BodyText"/>
+        <w:bidi/>
+      </w:pPr>
+      <w:r>
+        <w:rPr>
+          <w:bCs/>
+          <w:b/>
+          <w:rtl/>
+        </w:rPr>
+        <w:t xml:space="preserve">עדיפות / Priority — בעלים — עד מתי</w:t>
+      </w:r>
+    </w:p>
+    <w:p>
+      <w:pPr>
+        <w:pStyle w:val="BodyText"/>
+        <w:bidi/>
+      </w:pPr>
       <w:r>
         <w:rPr>
           <w:rtl/>
         </w:rPr>
         <w:t>_______________________________________________________</w:t>
       </w:r>
-      <w:r>
-        <w:rPr>
-          <w:rtl/>
-        </w:rPr>
-        <w:t xml:space="preserve"> </w:t>
-      </w:r>
+    </w:p>
+    <w:p>
+      <w:pPr>
+        <w:pStyle w:val="BodyText"/>
+        <w:bidi/>
+      </w:pPr>
       <w:r>
         <w:rPr>
           <w:rtl/>
         </w:rPr>
         <w:t>_______________________________________________________</w:t>
       </w:r>
-      <w:r>
-        <w:rPr>
-          <w:rtl/>
-        </w:rPr>
-        <w:t xml:space="preserve"> </w:t>
-      </w:r>
-      <w:r>
-        <w:rPr>
-          <w:rtl/>
-        </w:rPr>
+    </w:p>
+    <w:p>
+      <w:pPr>
+        <w:bidi/>
+      </w:pPr>
+      <w:r>
+        <w:rPr>
+          <w:rtl/>
+        </w:rPr>
+        <w:pict>
+          <v:rect style="width:0;height:1.5pt" o:hralign="center" o:hrstd="t" o:hr="t"/>
+        </w:pict>
       </w:r>
     </w:p>
     <w:bookmarkEnd w:id="28"/>
@@ -1295,23 +1087,9 @@
       </w:pPr>
       <w:r>
         <w:rPr>
-          <w:iCs/>
-          <w:i/>
-          <w:rtl/>
-        </w:rPr>
-        <w:t xml:space="preserve">מה למלא:</w:t>
-      </w:r>
-      <w:r>
-        <w:rPr>
-          <w:rtl/>
-        </w:rPr>
-        <w:t xml:space="preserve"> </w:t>
-      </w:r>
-      <w:r>
-        <w:rPr>
-          <w:rtl/>
-        </w:rPr>
-        <w:t xml:space="preserve">יעדים כמותיים לאורך אופקי זמן.</w:t>
+          <w:rtl/>
+        </w:rPr>
+        <w:t xml:space="preserve">מה למלא: יעדים כמותיים לאורך אופקי זמן.</w:t>
       </w:r>
     </w:p>
     <w:tbl>
@@ -1338,6 +1116,7 @@
             <w:pPr>
               <w:pStyle w:val="Compact"/>
               <w:bidi/>
+              <w:jc w:val="center"/>
             </w:pPr>
             <w:r>
               <w:rPr>
@@ -1353,6 +1132,7 @@
             <w:pPr>
               <w:pStyle w:val="Compact"/>
               <w:bidi/>
+              <w:jc w:val="center"/>
             </w:pPr>
             <w:r>
               <w:rPr>
@@ -1368,6 +1148,7 @@
             <w:pPr>
               <w:pStyle w:val="Compact"/>
               <w:bidi/>
+              <w:jc w:val="center"/>
             </w:pPr>
             <w:r>
               <w:rPr>
@@ -1383,6 +1164,7 @@
             <w:pPr>
               <w:pStyle w:val="Compact"/>
               <w:bidi/>
+              <w:jc w:val="center"/>
             </w:pPr>
             <w:r>
               <w:rPr>
@@ -1520,13 +1302,15 @@
     </w:tbl>
     <w:p>
       <w:pPr>
-        <w:pStyle w:val="BodyText"/>
-        <w:bidi/>
-      </w:pPr>
-      <w:r>
-        <w:rPr>
-          <w:rtl/>
-        </w:rPr>
+        <w:bidi/>
+      </w:pPr>
+      <w:r>
+        <w:rPr>
+          <w:rtl/>
+        </w:rPr>
+        <w:pict>
+          <v:rect style="width:0;height:1.5pt" o:hralign="center" o:hrstd="t" o:hr="t"/>
+        </w:pict>
       </w:r>
     </w:p>
     <w:bookmarkEnd w:id="29"/>
@@ -1550,23 +1334,9 @@
       </w:pPr>
       <w:r>
         <w:rPr>
-          <w:iCs/>
-          <w:i/>
-          <w:rtl/>
-        </w:rPr>
-        <w:t xml:space="preserve">מה למלא:</w:t>
-      </w:r>
-      <w:r>
-        <w:rPr>
-          <w:rtl/>
-        </w:rPr>
-        <w:t xml:space="preserve"> </w:t>
-      </w:r>
-      <w:r>
-        <w:rPr>
-          <w:rtl/>
-        </w:rPr>
-        <w:t xml:space="preserve">הסיכונים המרכזיים — לכל אחד תגובה ובעלים.</w:t>
+          <w:rtl/>
+        </w:rPr>
+        <w:t xml:space="preserve">מה למלא: הסיכונים המרכזיים — לכל אחד תגובה ובעלים.</w:t>
       </w:r>
     </w:p>
     <w:tbl>
@@ -1592,6 +1362,7 @@
             <w:pPr>
               <w:pStyle w:val="Compact"/>
               <w:bidi/>
+              <w:jc w:val="center"/>
             </w:pPr>
             <w:r>
               <w:rPr>
@@ -1607,6 +1378,7 @@
             <w:pPr>
               <w:pStyle w:val="Compact"/>
               <w:bidi/>
+              <w:jc w:val="center"/>
             </w:pPr>
             <w:r>
               <w:rPr>
@@ -1622,6 +1394,7 @@
             <w:pPr>
               <w:pStyle w:val="Compact"/>
               <w:bidi/>
+              <w:jc w:val="center"/>
             </w:pPr>
             <w:r>
               <w:rPr>
@@ -1729,13 +1502,15 @@
     </w:tbl>
     <w:p>
       <w:pPr>
-        <w:pStyle w:val="BodyText"/>
-        <w:bidi/>
-      </w:pPr>
-      <w:r>
-        <w:rPr>
-          <w:rtl/>
-        </w:rPr>
+        <w:bidi/>
+      </w:pPr>
+      <w:r>
+        <w:rPr>
+          <w:rtl/>
+        </w:rPr>
+        <w:pict>
+          <v:rect style="width:0;height:1.5pt" o:hralign="center" o:hrstd="t" o:hr="t"/>
+        </w:pict>
       </w:r>
     </w:p>
     <w:bookmarkEnd w:id="30"/>
@@ -1759,23 +1534,9 @@
       </w:pPr>
       <w:r>
         <w:rPr>
-          <w:iCs/>
-          <w:i/>
-          <w:rtl/>
-        </w:rPr>
-        <w:t xml:space="preserve">מה למלא:</w:t>
-      </w:r>
-      <w:r>
-        <w:rPr>
-          <w:rtl/>
-        </w:rPr>
-        <w:t xml:space="preserve"> </w:t>
-      </w:r>
-      <w:r>
-        <w:rPr>
-          <w:rtl/>
-        </w:rPr>
-        <w:t xml:space="preserve">המעבר הנדרש במשפט ברור + קריאה לביצוע.</w:t>
+          <w:rtl/>
+        </w:rPr>
+        <w:t xml:space="preserve">מה למלא: המעבר הנדרש במשפט ברור + קריאה לביצוע.</w:t>
       </w:r>
     </w:p>
     <w:p>
@@ -1789,12 +1550,12 @@
         </w:rPr>
         <w:t>_______________________________________________________</w:t>
       </w:r>
-      <w:r>
-        <w:rPr>
-          <w:rtl/>
-        </w:rPr>
-        <w:t xml:space="preserve"> </w:t>
-      </w:r>
+    </w:p>
+    <w:p>
+      <w:pPr>
+        <w:pStyle w:val="BodyText"/>
+        <w:bidi/>
+      </w:pPr>
       <w:r>
         <w:rPr>
           <w:rtl/>
@@ -1944,7 +1705,9 @@
     </w:pPr>
     <w:rPr>
       <w:rtl/>
-      <w:rFonts w:cs="David"/>
+      <w:rFonts w:ascii="David" w:cs="David" w:hAnsi="David"/>
+      <w:sz w:val="18"/>
+      <w:szCs w:val="18"/>
     </w:rPr>
   </w:style>
   <w:style w:styleId="BodyText" w:type="paragraph">
@@ -1958,7 +1721,9 @@
     <w:qFormat/>
     <w:rPr>
       <w:rtl/>
-      <w:rFonts w:cs="David"/>
+      <w:rFonts w:ascii="David" w:cs="David" w:hAnsi="David"/>
+      <w:sz w:val="18"/>
+      <w:szCs w:val="18"/>
     </w:rPr>
   </w:style>
   <w:style w:customStyle="1" w:styleId="FirstParagraph" w:type="paragraph">
@@ -1971,7 +1736,9 @@
     </w:pPr>
     <w:rPr>
       <w:rtl/>
-      <w:rFonts w:cs="David"/>
+      <w:rFonts w:ascii="David" w:cs="David" w:hAnsi="David"/>
+      <w:sz w:val="18"/>
+      <w:szCs w:val="18"/>
     </w:rPr>
   </w:style>
   <w:style w:customStyle="1" w:styleId="Compact" w:type="paragraph">
@@ -1984,7 +1751,9 @@
     </w:pPr>
     <w:rPr>
       <w:rtl/>
-      <w:rFonts w:cs="David"/>
+      <w:rFonts w:ascii="David" w:cs="David" w:hAnsi="David"/>
+      <w:sz w:val="18"/>
+      <w:szCs w:val="18"/>
     </w:rPr>
   </w:style>
   <w:style w:styleId="Title" w:type="paragraph">
@@ -1999,12 +1768,12 @@
       <w:bidi/>
     </w:pPr>
     <w:rPr>
-      <w:rFonts w:asciiTheme="majorHAnsi" w:cs="David" w:cstheme="majorBidi" w:eastAsiaTheme="majorEastAsia" w:hAnsiTheme="majorHAnsi"/>
+      <w:rFonts w:ascii="David" w:asciiTheme="majorHAnsi" w:cs="David" w:cstheme="majorBidi" w:eastAsiaTheme="majorEastAsia" w:hAnsi="David" w:hAnsiTheme="majorHAnsi"/>
       <w:b/>
       <w:bCs/>
       <w:color w:themeColor="accent1" w:themeShade="B5" w:val="345A8A"/>
-      <w:sz w:val="36"/>
-      <w:szCs w:val="36"/>
+      <w:sz w:val="22"/>
+      <w:szCs w:val="22"/>
       <w:rtl/>
     </w:rPr>
   </w:style>
@@ -2020,10 +1789,10 @@
       <w:bidi/>
     </w:pPr>
     <w:rPr>
-      <w:sz w:val="30"/>
-      <w:szCs w:val="30"/>
-      <w:rtl/>
-      <w:rFonts w:cs="David"/>
+      <w:sz w:val="22"/>
+      <w:szCs w:val="22"/>
+      <w:rtl/>
+      <w:rFonts w:ascii="David" w:cs="David" w:hAnsi="David"/>
     </w:rPr>
   </w:style>
   <w:style w:customStyle="1" w:styleId="Author" w:type="paragraph">
@@ -2037,7 +1806,9 @@
     </w:pPr>
     <w:rPr>
       <w:rtl/>
-      <w:rFonts w:cs="David"/>
+      <w:rFonts w:ascii="David" w:cs="David" w:hAnsi="David"/>
+      <w:sz w:val="18"/>
+      <w:szCs w:val="18"/>
     </w:rPr>
   </w:style>
   <w:style w:styleId="Date" w:type="paragraph">
@@ -2051,7 +1822,9 @@
     </w:pPr>
     <w:rPr>
       <w:rtl/>
-      <w:rFonts w:cs="David"/>
+      <w:rFonts w:ascii="David" w:cs="David" w:hAnsi="David"/>
+      <w:sz w:val="18"/>
+      <w:szCs w:val="18"/>
     </w:rPr>
   </w:style>
   <w:style w:customStyle="1" w:styleId="AbstractTitle" w:type="paragraph">
@@ -2066,13 +1839,13 @@
       <w:bidi/>
     </w:pPr>
     <w:rPr>
-      <w:sz w:val="20"/>
-      <w:szCs w:val="20"/>
+      <w:sz w:val="22"/>
+      <w:szCs w:val="22"/>
       <w:b/>
       <w:color w:val="345A8A"/>
       &gt;
       <w:rtl/>
-      <w:rFonts w:cs="David"/>
+      <w:rFonts w:ascii="David" w:cs="David" w:hAnsi="David"/>
     </w:rPr>
   </w:style>
   <w:style w:customStyle="1" w:styleId="Abstract" w:type="paragraph">
@@ -2087,10 +1860,10 @@
       <w:bidi/>
     </w:pPr>
     <w:rPr>
-      <w:sz w:val="20"/>
-      <w:szCs w:val="20"/>
-      <w:rtl/>
-      <w:rFonts w:cs="David"/>
+      <w:sz w:val="18"/>
+      <w:szCs w:val="18"/>
+      <w:rtl/>
+      <w:rFonts w:ascii="David" w:cs="David" w:hAnsi="David"/>
     </w:rPr>
   </w:style>
   <w:style w:styleId="Bibliography" w:type="paragraph">
@@ -2103,7 +1876,9 @@
     </w:pPr>
     <w:rPr>
       <w:rtl/>
-      <w:rFonts w:cs="David"/>
+      <w:rFonts w:ascii="David" w:cs="David" w:hAnsi="David"/>
+      <w:sz w:val="18"/>
+      <w:szCs w:val="18"/>
     </w:rPr>
   </w:style>
   <w:style w:styleId="Heading1" w:type="paragraph">
@@ -2120,12 +1895,12 @@
       <w:bidi/>
     </w:pPr>
     <w:rPr>
-      <w:rFonts w:asciiTheme="majorHAnsi" w:cs="David" w:cstheme="majorBidi" w:eastAsiaTheme="majorEastAsia" w:hAnsiTheme="majorHAnsi"/>
+      <w:rFonts w:ascii="David" w:asciiTheme="majorHAnsi" w:cs="David" w:cstheme="majorBidi" w:eastAsiaTheme="majorEastAsia" w:hAnsi="David" w:hAnsiTheme="majorHAnsi"/>
       <w:b/>
       <w:bCs/>
       <w:color w:themeColor="accent1" w:val="4F81BD"/>
-      <w:sz w:val="32"/>
-      <w:szCs w:val="32"/>
+      <w:sz w:val="22"/>
+      <w:szCs w:val="22"/>
       <w:rtl/>
     </w:rPr>
   </w:style>
@@ -2144,12 +1919,12 @@
       <w:bidi/>
     </w:pPr>
     <w:rPr>
-      <w:rFonts w:asciiTheme="majorHAnsi" w:cs="David" w:cstheme="majorBidi" w:eastAsiaTheme="majorEastAsia" w:hAnsiTheme="majorHAnsi"/>
+      <w:rFonts w:ascii="David" w:asciiTheme="majorHAnsi" w:cs="David" w:cstheme="majorBidi" w:eastAsiaTheme="majorEastAsia" w:hAnsi="David" w:hAnsiTheme="majorHAnsi"/>
       <w:b/>
       <w:bCs/>
       <w:color w:themeColor="accent1" w:val="4F81BD"/>
-      <w:sz w:val="28"/>
-      <w:szCs w:val="28"/>
+      <w:sz w:val="20"/>
+      <w:szCs w:val="20"/>
       <w:rtl/>
     </w:rPr>
   </w:style>
@@ -2168,12 +1943,12 @@
       <w:bidi/>
     </w:pPr>
     <w:rPr>
-      <w:rFonts w:asciiTheme="majorHAnsi" w:cs="David" w:cstheme="majorBidi" w:eastAsiaTheme="majorEastAsia" w:hAnsiTheme="majorHAnsi"/>
+      <w:rFonts w:ascii="David" w:asciiTheme="majorHAnsi" w:cs="David" w:cstheme="majorBidi" w:eastAsiaTheme="majorEastAsia" w:hAnsi="David" w:hAnsiTheme="majorHAnsi"/>
       <w:b/>
       <w:bCs/>
       <w:color w:themeColor="accent1" w:val="4F81BD"/>
-      <w:sz w:val="24"/>
-      <w:szCs w:val="24"/>
+      <w:sz w:val="18"/>
+      <w:szCs w:val="18"/>
       <w:rtl/>
     </w:rPr>
   </w:style>
@@ -2192,12 +1967,12 @@
       <w:bidi/>
     </w:pPr>
     <w:rPr>
-      <w:rFonts w:asciiTheme="majorHAnsi" w:cs="David" w:cstheme="majorBidi" w:eastAsiaTheme="majorEastAsia" w:hAnsiTheme="majorHAnsi"/>
+      <w:rFonts w:ascii="David" w:asciiTheme="majorHAnsi" w:cs="David" w:cstheme="majorBidi" w:eastAsiaTheme="majorEastAsia" w:hAnsi="David" w:hAnsiTheme="majorHAnsi"/>
       <w:i/>
       <w:bCs/>
       <w:color w:themeColor="accent1" w:val="4F81BD"/>
-      <w:sz w:val="24"/>
-      <w:szCs w:val="24"/>
+      <w:sz w:val="18"/>
+      <w:szCs w:val="18"/>
       <w:rtl/>
     </w:rPr>
   </w:style>
@@ -2216,11 +1991,11 @@
       <w:bidi/>
     </w:pPr>
     <w:rPr>
-      <w:rFonts w:asciiTheme="majorHAnsi" w:cs="David" w:cstheme="majorBidi" w:eastAsiaTheme="majorEastAsia" w:hAnsiTheme="majorHAnsi"/>
+      <w:rFonts w:ascii="David" w:asciiTheme="majorHAnsi" w:cs="David" w:cstheme="majorBidi" w:eastAsiaTheme="majorEastAsia" w:hAnsi="David" w:hAnsiTheme="majorHAnsi"/>
       <w:iCs/>
       <w:color w:themeColor="accent1" w:val="4F81BD"/>
-      <w:sz w:val="24"/>
-      <w:szCs w:val="24"/>
+      <w:sz w:val="18"/>
+      <w:szCs w:val="18"/>
       <w:rtl/>
     </w:rPr>
   </w:style>
@@ -2239,10 +2014,10 @@
       <w:bidi/>
     </w:pPr>
     <w:rPr>
-      <w:rFonts w:asciiTheme="majorHAnsi" w:cs="David" w:cstheme="majorBidi" w:eastAsiaTheme="majorEastAsia" w:hAnsiTheme="majorHAnsi"/>
+      <w:rFonts w:ascii="David" w:asciiTheme="majorHAnsi" w:cs="David" w:cstheme="majorBidi" w:eastAsiaTheme="majorEastAsia" w:hAnsi="David" w:hAnsiTheme="majorHAnsi"/>
       <w:color w:themeColor="accent1" w:val="4F81BD"/>
-      <w:sz w:val="24"/>
-      <w:szCs w:val="24"/>
+      <w:sz w:val="18"/>
+      <w:szCs w:val="18"/>
       <w:rtl/>
     </w:rPr>
   </w:style>
@@ -2261,10 +2036,10 @@
       <w:bidi/>
     </w:pPr>
     <w:rPr>
-      <w:rFonts w:asciiTheme="majorHAnsi" w:cs="David" w:cstheme="majorBidi" w:eastAsiaTheme="majorEastAsia" w:hAnsiTheme="majorHAnsi"/>
+      <w:rFonts w:ascii="David" w:asciiTheme="majorHAnsi" w:cs="David" w:cstheme="majorBidi" w:eastAsiaTheme="majorEastAsia" w:hAnsi="David" w:hAnsiTheme="majorHAnsi"/>
       <w:color w:themeColor="accent1" w:val="4F81BD"/>
-      <w:sz w:val="24"/>
-      <w:szCs w:val="24"/>
+      <w:sz w:val="18"/>
+      <w:szCs w:val="18"/>
       <w:rtl/>
     </w:rPr>
   </w:style>
@@ -2283,10 +2058,10 @@
       <w:bidi/>
     </w:pPr>
     <w:rPr>
-      <w:rFonts w:asciiTheme="majorHAnsi" w:cs="David" w:cstheme="majorBidi" w:eastAsiaTheme="majorEastAsia" w:hAnsiTheme="majorHAnsi"/>
+      <w:rFonts w:ascii="David" w:asciiTheme="majorHAnsi" w:cs="David" w:cstheme="majorBidi" w:eastAsiaTheme="majorEastAsia" w:hAnsi="David" w:hAnsiTheme="majorHAnsi"/>
       <w:color w:themeColor="accent1" w:val="4F81BD"/>
-      <w:sz w:val="24"/>
-      <w:szCs w:val="24"/>
+      <w:sz w:val="18"/>
+      <w:szCs w:val="18"/>
       <w:rtl/>
     </w:rPr>
   </w:style>
@@ -2305,10 +2080,10 @@
       <w:bidi/>
     </w:pPr>
     <w:rPr>
-      <w:rFonts w:asciiTheme="majorHAnsi" w:cs="David" w:cstheme="majorBidi" w:eastAsiaTheme="majorEastAsia" w:hAnsiTheme="majorHAnsi"/>
+      <w:rFonts w:ascii="David" w:asciiTheme="majorHAnsi" w:cs="David" w:cstheme="majorBidi" w:eastAsiaTheme="majorEastAsia" w:hAnsi="David" w:hAnsiTheme="majorHAnsi"/>
       <w:color w:themeColor="accent1" w:val="4F81BD"/>
-      <w:sz w:val="24"/>
-      <w:szCs w:val="24"/>
+      <w:sz w:val="18"/>
+      <w:szCs w:val="18"/>
       <w:rtl/>
     </w:rPr>
   </w:style>
@@ -2326,7 +2101,9 @@
     </w:pPr>
     <w:rPr>
       <w:rtl/>
-      <w:rFonts w:cs="David"/>
+      <w:rFonts w:ascii="David" w:cs="David" w:hAnsi="David"/>
+      <w:sz w:val="18"/>
+      <w:szCs w:val="18"/>
     </w:rPr>
   </w:style>
   <w:style w:styleId="FootnoteText" w:type="paragraph">
@@ -2341,7 +2118,9 @@
     </w:pPr>
     <w:rPr>
       <w:rtl/>
-      <w:rFonts w:cs="David"/>
+      <w:rFonts w:ascii="David" w:cs="David" w:hAnsi="David"/>
+      <w:sz w:val="18"/>
+      <w:szCs w:val="18"/>
     </w:rPr>
   </w:style>
   <w:style w:default="1" w:styleId="DefaultParagraphFont" w:type="character">
@@ -2393,7 +2172,9 @@
     <w:rPr>
       <w:b/>
       <w:rtl/>
-      <w:rFonts w:cs="David"/>
+      <w:rFonts w:ascii="David" w:cs="David" w:hAnsi="David"/>
+      <w:sz w:val="18"/>
+      <w:szCs w:val="18"/>
     </w:rPr>
   </w:style>
   <w:style w:customStyle="1" w:styleId="Definition" w:type="paragraph">
@@ -2404,7 +2185,9 @@
     </w:pPr>
     <w:rPr>
       <w:rtl/>
-      <w:rFonts w:cs="David"/>
+      <w:rFonts w:ascii="David" w:cs="David" w:hAnsi="David"/>
+      <w:sz w:val="18"/>
+      <w:szCs w:val="18"/>
     </w:rPr>
   </w:style>
   <w:style w:styleId="Caption" w:type="paragraph">
@@ -2418,7 +2201,9 @@
     <w:rPr>
       <w:i/>
       <w:rtl/>
-      <w:rFonts w:cs="David"/>
+      <w:rFonts w:ascii="David" w:cs="David" w:hAnsi="David"/>
+      <w:sz w:val="18"/>
+      <w:szCs w:val="18"/>
     </w:rPr>
   </w:style>
   <w:style w:customStyle="1" w:styleId="TableCaption" w:type="paragraph">
@@ -2430,7 +2215,9 @@
     </w:pPr>
     <w:rPr>
       <w:rtl/>
-      <w:rFonts w:cs="David"/>
+      <w:rFonts w:ascii="David" w:cs="David" w:hAnsi="David"/>
+      <w:sz w:val="18"/>
+      <w:szCs w:val="18"/>
     </w:rPr>
   </w:style>
   <w:style w:customStyle="1" w:styleId="ImageCaption" w:type="paragraph">
@@ -2441,7 +2228,9 @@
     </w:pPr>
     <w:rPr>
       <w:rtl/>
-      <w:rFonts w:cs="David"/>
+      <w:rFonts w:ascii="David" w:cs="David" w:hAnsi="David"/>
+      <w:sz w:val="18"/>
+      <w:szCs w:val="18"/>
     </w:rPr>
   </w:style>
   <w:style w:customStyle="1" w:styleId="Figure" w:type="paragraph">
@@ -2452,7 +2241,9 @@
     </w:pPr>
     <w:rPr>
       <w:rtl/>
-      <w:rFonts w:cs="David"/>
+      <w:rFonts w:ascii="David" w:cs="David" w:hAnsi="David"/>
+      <w:sz w:val="18"/>
+      <w:szCs w:val="18"/>
     </w:rPr>
   </w:style>
   <w:style w:customStyle="1" w:styleId="CaptionedFigure" w:type="paragraph">
@@ -2464,7 +2255,9 @@
     </w:pPr>
     <w:rPr>
       <w:rtl/>
-      <w:rFonts w:cs="David"/>
+      <w:rFonts w:ascii="David" w:cs="David" w:hAnsi="David"/>
+      <w:sz w:val="18"/>
+      <w:szCs w:val="18"/>
     </w:rPr>
   </w:style>
   <w:style w:customStyle="1" w:styleId="BodyTextChar" w:type="character">
@@ -2511,11 +2304,13 @@
       <w:bidi/>
     </w:pPr>
     <w:rPr>
-      <w:rFonts w:asciiTheme="majorHAnsi" w:cs="David" w:cstheme="majorBidi" w:eastAsiaTheme="majorEastAsia" w:hAnsiTheme="majorHAnsi"/>
+      <w:rFonts w:ascii="David" w:asciiTheme="majorHAnsi" w:cs="David" w:cstheme="majorBidi" w:eastAsiaTheme="majorEastAsia" w:hAnsi="David" w:hAnsiTheme="majorHAnsi"/>
       <w:b w:val="0"/>
       <w:bCs w:val="0"/>
       <w:color w:themeColor="accent1" w:themeShade="BF" w:val="365F91"/>
       <w:rtl/>
+      <w:sz w:val="18"/>
+      <w:szCs w:val="18"/>
     </w:rPr>
   </w:style>
   <w:style w:type="paragraph" w:customStyle="1" w:styleId="SourceCode">
